--- a/Capstone/Documentation/Analisis.docx
+++ b/Capstone/Documentation/Analisis.docx
@@ -177,8 +177,13 @@
         <w:ind w:left="3476" w:right="3484"/>
         <w:jc w:val="center"/>
       </w:pPr>
-      <w:r>
-        <w:t xml:space="preserve">Andres </w:t>
+      <w:proofErr w:type="spellStart"/>
+      <w:r>
+        <w:t>Andres</w:t>
+      </w:r>
+      <w:proofErr w:type="spellEnd"/>
+      <w:r>
+        <w:t xml:space="preserve"> </w:t>
       </w:r>
       <w:r>
         <w:rPr>
@@ -217,17 +222,24 @@
         <w:ind w:left="3472" w:right="3497"/>
         <w:jc w:val="center"/>
       </w:pPr>
+      <w:proofErr w:type="spellStart"/>
       <w:r>
         <w:t>Josue</w:t>
       </w:r>
+      <w:proofErr w:type="spellEnd"/>
       <w:r>
         <w:rPr>
           <w:spacing w:val="-14"/>
         </w:rPr>
         <w:t xml:space="preserve"> </w:t>
       </w:r>
-      <w:r>
-        <w:t>Rodriguez A00359703</w:t>
+      <w:proofErr w:type="spellStart"/>
+      <w:r>
+        <w:t>Rodriguez</w:t>
+      </w:r>
+      <w:proofErr w:type="spellEnd"/>
+      <w:r>
+        <w:t xml:space="preserve"> A00359703</w:t>
       </w:r>
     </w:p>
     <w:p>
@@ -512,7 +524,130 @@
         <w:rPr>
           <w:sz w:val="24"/>
         </w:rPr>
-        <w:t xml:space="preserve"> dataset (Incluye tanto el de prueba como el de entrenamiento).</w:t>
+        <w:t xml:space="preserve"> dataset (Incluye tanto el de prueba</w:t>
+      </w:r>
+      <w:r>
+        <w:rPr>
+          <w:sz w:val="24"/>
+        </w:rPr>
+        <w:t xml:space="preserve">, </w:t>
+      </w:r>
+      <w:r>
+        <w:rPr>
+          <w:sz w:val="24"/>
+        </w:rPr>
+        <w:t>el de entrenamiento</w:t>
+      </w:r>
+      <w:r>
+        <w:rPr>
+          <w:sz w:val="24"/>
+        </w:rPr>
+        <w:t xml:space="preserve"> y el dataset completo</w:t>
+      </w:r>
+      <w:r>
+        <w:rPr>
+          <w:sz w:val="24"/>
+        </w:rPr>
+        <w:t>).</w:t>
+      </w:r>
+    </w:p>
+    <w:p>
+      <w:pPr>
+        <w:pStyle w:val="ListParagraph"/>
+        <w:numPr>
+          <w:ilvl w:val="0"/>
+          <w:numId w:val="1"/>
+        </w:numPr>
+        <w:tabs>
+          <w:tab w:val="left" w:pos="821"/>
+          <w:tab w:val="left" w:pos="822"/>
+        </w:tabs>
+        <w:spacing w:before="53"/>
+        <w:rPr>
+          <w:sz w:val="24"/>
+        </w:rPr>
+      </w:pPr>
+      <w:r>
+        <w:rPr>
+          <w:sz w:val="24"/>
+        </w:rPr>
+        <w:t>Tipo de algoritmo para realizar la clasificación (Manual o de librería).</w:t>
+      </w:r>
+    </w:p>
+    <w:p>
+      <w:pPr>
+        <w:pStyle w:val="BodyText"/>
+        <w:rPr>
+          <w:sz w:val="26"/>
+        </w:rPr>
+      </w:pPr>
+    </w:p>
+    <w:p>
+      <w:pPr>
+        <w:pStyle w:val="BodyText"/>
+        <w:spacing w:before="5"/>
+        <w:rPr>
+          <w:sz w:val="37"/>
+        </w:rPr>
+      </w:pPr>
+    </w:p>
+    <w:p>
+      <w:pPr>
+        <w:pStyle w:val="Heading1"/>
+        <w:ind w:left="2651" w:right="2656"/>
+      </w:pPr>
+      <w:r>
+        <w:t>Factores No-Controlables</w:t>
+      </w:r>
+    </w:p>
+    <w:p>
+      <w:pPr>
+        <w:pStyle w:val="BodyText"/>
+        <w:spacing w:before="4"/>
+        <w:rPr>
+          <w:b/>
+          <w:sz w:val="33"/>
+        </w:rPr>
+      </w:pPr>
+    </w:p>
+    <w:p>
+      <w:pPr>
+        <w:pStyle w:val="ListParagraph"/>
+        <w:numPr>
+          <w:ilvl w:val="0"/>
+          <w:numId w:val="1"/>
+        </w:numPr>
+        <w:tabs>
+          <w:tab w:val="left" w:pos="821"/>
+          <w:tab w:val="left" w:pos="822"/>
+        </w:tabs>
+        <w:rPr>
+          <w:sz w:val="24"/>
+        </w:rPr>
+      </w:pPr>
+      <w:r>
+        <w:rPr>
+          <w:sz w:val="24"/>
+        </w:rPr>
+        <w:t>El valor de los</w:t>
+      </w:r>
+      <w:r>
+        <w:rPr>
+          <w:sz w:val="24"/>
+        </w:rPr>
+        <w:t xml:space="preserve"> atributos</w:t>
+      </w:r>
+      <w:r>
+        <w:rPr>
+          <w:sz w:val="24"/>
+        </w:rPr>
+        <w:t xml:space="preserve"> que </w:t>
+      </w:r>
+      <w:r>
+        <w:rPr>
+          <w:sz w:val="24"/>
+        </w:rPr>
+        <w:t>serán clasificados por el árbol de decisión.</w:t>
       </w:r>
     </w:p>
     <w:p>
@@ -531,115 +666,17 @@
           <w:sz w:val="24"/>
         </w:rPr>
       </w:pPr>
-    </w:p>
-    <w:p>
-      <w:pPr>
-        <w:pStyle w:val="ListParagraph"/>
-        <w:numPr>
-          <w:ilvl w:val="0"/>
-          <w:numId w:val="1"/>
-        </w:numPr>
-        <w:tabs>
-          <w:tab w:val="left" w:pos="821"/>
-          <w:tab w:val="left" w:pos="822"/>
-        </w:tabs>
-        <w:spacing w:before="53"/>
+      <w:r>
         <w:rPr>
           <w:sz w:val="24"/>
         </w:rPr>
-      </w:pPr>
+        <w:t>Los recursos del ordenador donde se hacen las pruebas</w:t>
+      </w:r>
       <w:r>
         <w:rPr>
           <w:sz w:val="24"/>
         </w:rPr>
-        <w:t>Tipo de algoritmo para realizar la clasificación (Manual o de librería).</w:t>
-      </w:r>
-    </w:p>
-    <w:p>
-      <w:pPr>
-        <w:pStyle w:val="BodyText"/>
-        <w:rPr>
-          <w:sz w:val="26"/>
-        </w:rPr>
-      </w:pPr>
-    </w:p>
-    <w:p>
-      <w:pPr>
-        <w:pStyle w:val="BodyText"/>
-        <w:spacing w:before="5"/>
-        <w:rPr>
-          <w:sz w:val="37"/>
-        </w:rPr>
-      </w:pPr>
-    </w:p>
-    <w:p>
-      <w:pPr>
-        <w:pStyle w:val="Heading1"/>
-        <w:ind w:left="2651" w:right="2656"/>
-      </w:pPr>
-      <w:r>
-        <w:t>Factores No-Controlables</w:t>
-      </w:r>
-    </w:p>
-    <w:p>
-      <w:pPr>
-        <w:pStyle w:val="BodyText"/>
-        <w:spacing w:before="4"/>
-        <w:rPr>
-          <w:b/>
-          <w:sz w:val="33"/>
-        </w:rPr>
-      </w:pPr>
-    </w:p>
-    <w:p>
-      <w:pPr>
-        <w:pStyle w:val="ListParagraph"/>
-        <w:numPr>
-          <w:ilvl w:val="0"/>
-          <w:numId w:val="1"/>
-        </w:numPr>
-        <w:tabs>
-          <w:tab w:val="left" w:pos="821"/>
-          <w:tab w:val="left" w:pos="822"/>
-        </w:tabs>
-        <w:rPr>
-          <w:sz w:val="24"/>
-        </w:rPr>
-      </w:pPr>
-      <w:r>
-        <w:rPr>
-          <w:sz w:val="24"/>
-        </w:rPr>
-        <w:t>El valor de los atributos</w:t>
-      </w:r>
-      <w:r>
-        <w:rPr>
-          <w:sz w:val="24"/>
-        </w:rPr>
-        <w:t xml:space="preserve"> que serán clasificados por el árbol de decisión.</w:t>
-      </w:r>
-    </w:p>
-    <w:p>
-      <w:pPr>
-        <w:pStyle w:val="ListParagraph"/>
-        <w:numPr>
-          <w:ilvl w:val="0"/>
-          <w:numId w:val="1"/>
-        </w:numPr>
-        <w:tabs>
-          <w:tab w:val="left" w:pos="821"/>
-          <w:tab w:val="left" w:pos="822"/>
-        </w:tabs>
-        <w:spacing w:before="39"/>
-        <w:rPr>
-          <w:sz w:val="24"/>
-        </w:rPr>
-      </w:pPr>
-      <w:r>
-        <w:rPr>
-          <w:sz w:val="24"/>
-        </w:rPr>
-        <w:t>Los recursos del ordenador donde se hacen las pruebas.</w:t>
+        <w:t>.</w:t>
       </w:r>
     </w:p>
     <w:p>
@@ -662,7 +699,13 @@
         <w:rPr>
           <w:sz w:val="24"/>
         </w:rPr>
-        <w:t>La temperatura del ordenador.</w:t>
+        <w:t>La temperatura</w:t>
+      </w:r>
+      <w:r>
+        <w:rPr>
+          <w:sz w:val="24"/>
+        </w:rPr>
+        <w:t xml:space="preserve"> del ordenador.</w:t>
       </w:r>
     </w:p>
     <w:p>
@@ -685,7 +728,13 @@
         <w:rPr>
           <w:sz w:val="24"/>
         </w:rPr>
-        <w:t>Recursos asignados o libres para ejecutar el algoritmo.</w:t>
+        <w:t>Recursos asignados o libres para ejecutar el algoritmo</w:t>
+      </w:r>
+      <w:r>
+        <w:rPr>
+          <w:sz w:val="24"/>
+        </w:rPr>
+        <w:t>.</w:t>
       </w:r>
     </w:p>
     <w:p>
@@ -911,7 +960,7 @@
               <w:rPr>
                 <w:sz w:val="24"/>
               </w:rPr>
-              <w:t>Cantidad de Datos</w:t>
+              <w:t>Tipo de dataset</w:t>
             </w:r>
           </w:p>
         </w:tc>
@@ -932,72 +981,7 @@
               <w:rPr>
                 <w:sz w:val="24"/>
               </w:rPr>
-              <w:t>10</w:t>
-            </w:r>
-            <w:r>
-              <w:rPr>
-                <w:sz w:val="24"/>
-                <w:vertAlign w:val="superscript"/>
-              </w:rPr>
-              <w:t>1</w:t>
-            </w:r>
-            <w:r>
-              <w:rPr>
-                <w:sz w:val="24"/>
-              </w:rPr>
-              <w:t xml:space="preserve"> , 10</w:t>
-            </w:r>
-            <w:r>
-              <w:rPr>
-                <w:sz w:val="24"/>
-                <w:vertAlign w:val="superscript"/>
-              </w:rPr>
-              <w:t>2</w:t>
-            </w:r>
-            <w:r>
-              <w:rPr>
-                <w:sz w:val="24"/>
-              </w:rPr>
-              <w:t xml:space="preserve"> , 10</w:t>
-            </w:r>
-            <w:r>
-              <w:rPr>
-                <w:sz w:val="24"/>
-                <w:vertAlign w:val="superscript"/>
-              </w:rPr>
-              <w:t>3</w:t>
-            </w:r>
-            <w:r>
-              <w:rPr>
-                <w:sz w:val="24"/>
-              </w:rPr>
-              <w:t xml:space="preserve"> , 10</w:t>
-            </w:r>
-            <w:r>
-              <w:rPr>
-                <w:sz w:val="24"/>
-                <w:vertAlign w:val="superscript"/>
-              </w:rPr>
-              <w:t>4</w:t>
-            </w:r>
-            <w:r>
-              <w:rPr>
-                <w:sz w:val="24"/>
-              </w:rPr>
-              <w:t xml:space="preserve"> , 10</w:t>
-            </w:r>
-            <w:r>
-              <w:rPr>
-                <w:sz w:val="24"/>
-                <w:vertAlign w:val="superscript"/>
-              </w:rPr>
-              <w:t>5</w:t>
-            </w:r>
-            <w:r>
-              <w:rPr>
-                <w:sz w:val="24"/>
-              </w:rPr>
-              <w:t xml:space="preserve"> ,</w:t>
+              <w:t>Training, Probe, Complete</w:t>
             </w:r>
           </w:p>
         </w:tc>
@@ -1022,7 +1006,7 @@
               <w:rPr>
                 <w:sz w:val="24"/>
               </w:rPr>
-              <w:t>Estado de la estructura de Datos</w:t>
+              <w:t>Tipo de implementación de ID3</w:t>
             </w:r>
           </w:p>
         </w:tc>
@@ -1033,8 +1017,8 @@
           <w:p>
             <w:pPr>
               <w:pStyle w:val="TableParagraph"/>
-              <w:spacing w:line="273" w:lineRule="exact"/>
-              <w:ind w:left="171"/>
+              <w:spacing w:before="2" w:line="235" w:lineRule="auto"/>
+              <w:ind w:left="173"/>
               <w:rPr>
                 <w:sz w:val="24"/>
               </w:rPr>
@@ -1043,68 +1027,487 @@
               <w:rPr>
                 <w:sz w:val="24"/>
               </w:rPr>
-              <w:t>Ordenado</w:t>
+              <w:t>Manual o Library</w:t>
             </w:r>
           </w:p>
+        </w:tc>
+      </w:tr>
+    </w:tbl>
+    <w:p>
+      <w:pPr>
+        <w:rPr>
+          <w:sz w:val="24"/>
+        </w:rPr>
+        <w:sectPr>
+          <w:pgSz w:w="11920" w:h="16860"/>
+          <w:pgMar w:top="1380" w:right="1340" w:bottom="280" w:left="1340" w:header="720" w:footer="720" w:gutter="0"/>
+          <w:cols w:space="720"/>
+        </w:sectPr>
+      </w:pPr>
+    </w:p>
+    <w:p>
+      <w:pPr>
+        <w:spacing w:before="62"/>
+        <w:ind w:left="3476" w:right="3497"/>
+        <w:jc w:val="center"/>
+        <w:rPr>
+          <w:b/>
+          <w:sz w:val="24"/>
+        </w:rPr>
+      </w:pPr>
+      <w:r>
+        <w:rPr>
+          <w:b/>
+          <w:sz w:val="24"/>
+        </w:rPr>
+        <w:lastRenderedPageBreak/>
+        <w:t>Tratamientos</w:t>
+      </w:r>
+    </w:p>
+    <w:p>
+      <w:pPr>
+        <w:pStyle w:val="BodyText"/>
+        <w:rPr>
+          <w:b/>
+          <w:sz w:val="20"/>
+        </w:rPr>
+      </w:pPr>
+    </w:p>
+    <w:p>
+      <w:pPr>
+        <w:pStyle w:val="BodyText"/>
+        <w:rPr>
+          <w:b/>
+          <w:sz w:val="20"/>
+        </w:rPr>
+      </w:pPr>
+    </w:p>
+    <w:tbl>
+      <w:tblPr>
+        <w:tblStyle w:val="TableGrid"/>
+        <w:tblW w:w="0" w:type="auto"/>
+        <w:tblLook w:val="04A0" w:firstRow="1" w:lastRow="0" w:firstColumn="1" w:lastColumn="0" w:noHBand="0" w:noVBand="1"/>
+      </w:tblPr>
+      <w:tblGrid>
+        <w:gridCol w:w="3076"/>
+        <w:gridCol w:w="3077"/>
+        <w:gridCol w:w="3077"/>
+      </w:tblGrid>
+      <w:tr>
+        <w:tc>
+          <w:tcPr>
+            <w:tcW w:w="3076" w:type="dxa"/>
+          </w:tcPr>
           <w:p>
             <w:pPr>
-              <w:pStyle w:val="TableParagraph"/>
-              <w:spacing w:before="2" w:line="235" w:lineRule="auto"/>
-              <w:ind w:left="173"/>
-              <w:rPr>
-                <w:sz w:val="24"/>
+              <w:pStyle w:val="BodyText"/>
+              <w:spacing w:before="9"/>
+              <w:jc w:val="center"/>
+              <w:rPr>
+                <w:b/>
               </w:rPr>
             </w:pPr>
             <w:r>
               <w:rPr>
-                <w:sz w:val="24"/>
-              </w:rPr>
-              <w:t>Descendente,Desordenado,Ordenado ascendente</w:t>
+                <w:b/>
+              </w:rPr>
+              <w:t>Numero de Tratamiento</w:t>
+            </w:r>
+          </w:p>
+        </w:tc>
+        <w:tc>
+          <w:tcPr>
+            <w:tcW w:w="3077" w:type="dxa"/>
+          </w:tcPr>
+          <w:p>
+            <w:pPr>
+              <w:pStyle w:val="BodyText"/>
+              <w:spacing w:before="9"/>
+              <w:jc w:val="center"/>
+              <w:rPr>
+                <w:b/>
+              </w:rPr>
+            </w:pPr>
+            <w:r>
+              <w:rPr>
+                <w:b/>
+              </w:rPr>
+              <w:t>Tipo de Dataset</w:t>
+            </w:r>
+          </w:p>
+        </w:tc>
+        <w:tc>
+          <w:tcPr>
+            <w:tcW w:w="3077" w:type="dxa"/>
+          </w:tcPr>
+          <w:p>
+            <w:pPr>
+              <w:pStyle w:val="BodyText"/>
+              <w:spacing w:before="9"/>
+              <w:jc w:val="center"/>
+              <w:rPr>
+                <w:b/>
+              </w:rPr>
+            </w:pPr>
+            <w:r>
+              <w:rPr>
+                <w:b/>
+              </w:rPr>
+              <w:t>Tipo de Algoritmo</w:t>
             </w:r>
           </w:p>
         </w:tc>
       </w:tr>
       <w:tr>
-        <w:trPr>
-          <w:trHeight w:val="475"/>
-        </w:trPr>
         <w:tc>
           <w:tcPr>
-            <w:tcW w:w="4504" w:type="dxa"/>
+            <w:tcW w:w="3076" w:type="dxa"/>
           </w:tcPr>
           <w:p>
             <w:pPr>
-              <w:pStyle w:val="TableParagraph"/>
-              <w:spacing w:before="88"/>
-              <w:rPr>
-                <w:sz w:val="24"/>
+              <w:pStyle w:val="BodyText"/>
+              <w:spacing w:before="9"/>
+              <w:jc w:val="center"/>
+              <w:rPr>
+                <w:bCs/>
               </w:rPr>
             </w:pPr>
             <w:r>
               <w:rPr>
-                <w:sz w:val="24"/>
-              </w:rPr>
-              <w:t>Estado del Algoritmo</w:t>
+                <w:bCs/>
+              </w:rPr>
+              <w:t>1</w:t>
             </w:r>
           </w:p>
         </w:tc>
         <w:tc>
           <w:tcPr>
-            <w:tcW w:w="4504" w:type="dxa"/>
+            <w:tcW w:w="3077" w:type="dxa"/>
           </w:tcPr>
           <w:p>
             <w:pPr>
-              <w:pStyle w:val="TableParagraph"/>
-              <w:spacing w:before="88"/>
-              <w:rPr>
-                <w:sz w:val="24"/>
+              <w:pStyle w:val="BodyText"/>
+              <w:spacing w:before="9"/>
+              <w:jc w:val="center"/>
+              <w:rPr>
+                <w:b/>
               </w:rPr>
             </w:pPr>
             <w:r>
-              <w:rPr>
-                <w:sz w:val="24"/>
-              </w:rPr>
-              <w:t>QS normal, QS aleatorizado(Randomized)</w:t>
+              <w:t>Training</w:t>
+            </w:r>
+          </w:p>
+        </w:tc>
+        <w:tc>
+          <w:tcPr>
+            <w:tcW w:w="3077" w:type="dxa"/>
+          </w:tcPr>
+          <w:p>
+            <w:pPr>
+              <w:pStyle w:val="BodyText"/>
+              <w:spacing w:before="9"/>
+              <w:jc w:val="center"/>
+              <w:rPr>
+                <w:b/>
+              </w:rPr>
+            </w:pPr>
+            <w:r>
+              <w:t>Manual</w:t>
+            </w:r>
+          </w:p>
+        </w:tc>
+      </w:tr>
+      <w:tr>
+        <w:tc>
+          <w:tcPr>
+            <w:tcW w:w="3076" w:type="dxa"/>
+          </w:tcPr>
+          <w:p>
+            <w:pPr>
+              <w:pStyle w:val="BodyText"/>
+              <w:spacing w:before="9"/>
+              <w:jc w:val="center"/>
+              <w:rPr>
+                <w:bCs/>
+              </w:rPr>
+            </w:pPr>
+            <w:r>
+              <w:rPr>
+                <w:bCs/>
+              </w:rPr>
+              <w:t>2</w:t>
+            </w:r>
+          </w:p>
+        </w:tc>
+        <w:tc>
+          <w:tcPr>
+            <w:tcW w:w="3077" w:type="dxa"/>
+          </w:tcPr>
+          <w:p>
+            <w:pPr>
+              <w:pStyle w:val="BodyText"/>
+              <w:spacing w:before="9"/>
+              <w:jc w:val="center"/>
+              <w:rPr>
+                <w:b/>
+              </w:rPr>
+            </w:pPr>
+            <w:r>
+              <w:t>Training</w:t>
+            </w:r>
+          </w:p>
+        </w:tc>
+        <w:tc>
+          <w:tcPr>
+            <w:tcW w:w="3077" w:type="dxa"/>
+          </w:tcPr>
+          <w:p>
+            <w:pPr>
+              <w:pStyle w:val="BodyText"/>
+              <w:spacing w:before="9"/>
+              <w:jc w:val="center"/>
+              <w:rPr>
+                <w:b/>
+              </w:rPr>
+            </w:pPr>
+            <w:r>
+              <w:t>Library</w:t>
+            </w:r>
+          </w:p>
+        </w:tc>
+      </w:tr>
+      <w:tr>
+        <w:tc>
+          <w:tcPr>
+            <w:tcW w:w="3076" w:type="dxa"/>
+          </w:tcPr>
+          <w:p>
+            <w:pPr>
+              <w:pStyle w:val="BodyText"/>
+              <w:spacing w:before="9"/>
+              <w:jc w:val="center"/>
+              <w:rPr>
+                <w:bCs/>
+              </w:rPr>
+            </w:pPr>
+            <w:r>
+              <w:rPr>
+                <w:bCs/>
+              </w:rPr>
+              <w:t>3</w:t>
+            </w:r>
+          </w:p>
+        </w:tc>
+        <w:tc>
+          <w:tcPr>
+            <w:tcW w:w="3077" w:type="dxa"/>
+          </w:tcPr>
+          <w:p>
+            <w:pPr>
+              <w:pStyle w:val="BodyText"/>
+              <w:spacing w:before="9"/>
+              <w:jc w:val="center"/>
+              <w:rPr>
+                <w:b/>
+              </w:rPr>
+            </w:pPr>
+            <w:r>
+              <w:t>Probe</w:t>
+            </w:r>
+          </w:p>
+        </w:tc>
+        <w:tc>
+          <w:tcPr>
+            <w:tcW w:w="3077" w:type="dxa"/>
+          </w:tcPr>
+          <w:p>
+            <w:pPr>
+              <w:pStyle w:val="BodyText"/>
+              <w:spacing w:before="9"/>
+              <w:jc w:val="center"/>
+              <w:rPr>
+                <w:b/>
+              </w:rPr>
+            </w:pPr>
+            <w:r>
+              <w:t>Manual</w:t>
+            </w:r>
+          </w:p>
+        </w:tc>
+      </w:tr>
+      <w:tr>
+        <w:tc>
+          <w:tcPr>
+            <w:tcW w:w="3076" w:type="dxa"/>
+          </w:tcPr>
+          <w:p>
+            <w:pPr>
+              <w:pStyle w:val="BodyText"/>
+              <w:spacing w:before="9"/>
+              <w:jc w:val="center"/>
+              <w:rPr>
+                <w:bCs/>
+              </w:rPr>
+            </w:pPr>
+            <w:r>
+              <w:rPr>
+                <w:bCs/>
+              </w:rPr>
+              <w:t>4</w:t>
+            </w:r>
+          </w:p>
+        </w:tc>
+        <w:tc>
+          <w:tcPr>
+            <w:tcW w:w="3077" w:type="dxa"/>
+          </w:tcPr>
+          <w:p>
+            <w:pPr>
+              <w:pStyle w:val="BodyText"/>
+              <w:spacing w:before="9"/>
+              <w:jc w:val="center"/>
+              <w:rPr>
+                <w:b/>
+              </w:rPr>
+            </w:pPr>
+            <w:r>
+              <w:t>Probe</w:t>
+            </w:r>
+          </w:p>
+        </w:tc>
+        <w:tc>
+          <w:tcPr>
+            <w:tcW w:w="3077" w:type="dxa"/>
+          </w:tcPr>
+          <w:p>
+            <w:pPr>
+              <w:pStyle w:val="BodyText"/>
+              <w:spacing w:before="9"/>
+              <w:jc w:val="center"/>
+              <w:rPr>
+                <w:b/>
+              </w:rPr>
+            </w:pPr>
+            <w:r>
+              <w:t>Library</w:t>
+            </w:r>
+          </w:p>
+        </w:tc>
+      </w:tr>
+      <w:tr>
+        <w:tc>
+          <w:tcPr>
+            <w:tcW w:w="3076" w:type="dxa"/>
+          </w:tcPr>
+          <w:p>
+            <w:pPr>
+              <w:pStyle w:val="BodyText"/>
+              <w:spacing w:before="9"/>
+              <w:jc w:val="center"/>
+              <w:rPr>
+                <w:bCs/>
+              </w:rPr>
+            </w:pPr>
+            <w:r>
+              <w:rPr>
+                <w:bCs/>
+              </w:rPr>
+              <w:t>5</w:t>
+            </w:r>
+          </w:p>
+        </w:tc>
+        <w:tc>
+          <w:tcPr>
+            <w:tcW w:w="3077" w:type="dxa"/>
+          </w:tcPr>
+          <w:p>
+            <w:pPr>
+              <w:pStyle w:val="BodyText"/>
+              <w:spacing w:before="9"/>
+              <w:jc w:val="center"/>
+              <w:rPr>
+                <w:b/>
+              </w:rPr>
+            </w:pPr>
+            <w:r>
+              <w:t>Complete</w:t>
+            </w:r>
+          </w:p>
+        </w:tc>
+        <w:tc>
+          <w:tcPr>
+            <w:tcW w:w="3077" w:type="dxa"/>
+          </w:tcPr>
+          <w:p>
+            <w:pPr>
+              <w:pStyle w:val="BodyText"/>
+              <w:spacing w:before="9"/>
+              <w:jc w:val="center"/>
+              <w:rPr>
+                <w:b/>
+              </w:rPr>
+            </w:pPr>
+            <w:r>
+              <w:t>Manual</w:t>
+            </w:r>
+          </w:p>
+        </w:tc>
+      </w:tr>
+      <w:tr>
+        <w:tc>
+          <w:tcPr>
+            <w:tcW w:w="3076" w:type="dxa"/>
+          </w:tcPr>
+          <w:p>
+            <w:pPr>
+              <w:pStyle w:val="BodyText"/>
+              <w:spacing w:before="9"/>
+              <w:jc w:val="center"/>
+              <w:rPr>
+                <w:bCs/>
+              </w:rPr>
+            </w:pPr>
+            <w:r>
+              <w:rPr>
+                <w:bCs/>
+              </w:rPr>
+              <w:t>6</w:t>
+            </w:r>
+          </w:p>
+        </w:tc>
+        <w:tc>
+          <w:tcPr>
+            <w:tcW w:w="3077" w:type="dxa"/>
+          </w:tcPr>
+          <w:p>
+            <w:pPr>
+              <w:pStyle w:val="BodyText"/>
+              <w:spacing w:before="9"/>
+              <w:jc w:val="center"/>
+              <w:rPr>
+                <w:b/>
+              </w:rPr>
+            </w:pPr>
+            <w:r>
+              <w:t>Complete</w:t>
+            </w:r>
+          </w:p>
+        </w:tc>
+        <w:tc>
+          <w:tcPr>
+            <w:tcW w:w="3077" w:type="dxa"/>
+          </w:tcPr>
+          <w:p>
+            <w:pPr>
+              <w:pStyle w:val="BodyText"/>
+              <w:spacing w:before="9"/>
+              <w:jc w:val="center"/>
+              <w:rPr>
+                <w:b/>
+              </w:rPr>
+            </w:pPr>
+            <w:r>
+              <w:t>Library</w:t>
             </w:r>
           </w:p>
         </w:tc>
@@ -1112,117 +1515,20 @@
     </w:tbl>
     <w:p>
       <w:pPr>
-        <w:rPr>
-          <w:sz w:val="24"/>
-        </w:rPr>
-        <w:sectPr>
-          <w:pgSz w:w="11920" w:h="16860"/>
-          <w:pgMar w:top="1380" w:right="1340" w:bottom="280" w:left="1340" w:header="720" w:footer="720" w:gutter="0"/>
-          <w:cols w:space="720"/>
-        </w:sectPr>
-      </w:pPr>
-    </w:p>
-    <w:p>
-      <w:pPr>
-        <w:spacing w:before="62"/>
-        <w:ind w:left="3476" w:right="3497"/>
+        <w:pStyle w:val="BodyText"/>
+        <w:spacing w:before="9"/>
         <w:jc w:val="center"/>
         <w:rPr>
           <w:b/>
-          <w:sz w:val="24"/>
-        </w:rPr>
-      </w:pPr>
-      <w:r>
+        </w:rPr>
+      </w:pPr>
+    </w:p>
+    <w:p>
+      <w:pPr>
+        <w:pStyle w:val="BodyText"/>
+        <w:jc w:val="center"/>
         <w:rPr>
           <w:b/>
-          <w:sz w:val="24"/>
-        </w:rPr>
-        <w:lastRenderedPageBreak/>
-        <w:t>Tratamientos</w:t>
-      </w:r>
-    </w:p>
-    <w:p>
-      <w:pPr>
-        <w:pStyle w:val="BodyText"/>
-        <w:rPr>
-          <w:b/>
-          <w:sz w:val="20"/>
-        </w:rPr>
-      </w:pPr>
-    </w:p>
-    <w:p>
-      <w:pPr>
-        <w:pStyle w:val="BodyText"/>
-        <w:rPr>
-          <w:b/>
-          <w:sz w:val="20"/>
-        </w:rPr>
-      </w:pPr>
-    </w:p>
-    <w:p>
-      <w:pPr>
-        <w:pStyle w:val="BodyText"/>
-        <w:spacing w:before="9"/>
-        <w:rPr>
-          <w:b/>
-          <w:sz w:val="14"/>
-        </w:rPr>
-      </w:pPr>
-      <w:r>
-        <w:rPr>
-          <w:noProof/>
-        </w:rPr>
-        <w:drawing>
-          <wp:anchor distT="0" distB="0" distL="0" distR="0" simplePos="0" relativeHeight="251657216" behindDoc="0" locked="0" layoutInCell="1" allowOverlap="1" wp14:anchorId="6A362305" wp14:editId="39EA743F">
-            <wp:simplePos x="0" y="0"/>
-            <wp:positionH relativeFrom="page">
-              <wp:posOffset>2163990</wp:posOffset>
-            </wp:positionH>
-            <wp:positionV relativeFrom="paragraph">
-              <wp:posOffset>132757</wp:posOffset>
-            </wp:positionV>
-            <wp:extent cx="3219451" cy="6562725"/>
-            <wp:effectExtent l="0" t="0" r="0" b="0"/>
-            <wp:wrapTopAndBottom/>
-            <wp:docPr id="1" name="image1.png"/>
-            <wp:cNvGraphicFramePr>
-              <a:graphicFrameLocks xmlns:a="http://schemas.openxmlformats.org/drawingml/2006/main" noChangeAspect="1"/>
-            </wp:cNvGraphicFramePr>
-            <a:graphic xmlns:a="http://schemas.openxmlformats.org/drawingml/2006/main">
-              <a:graphicData uri="http://schemas.openxmlformats.org/drawingml/2006/picture">
-                <pic:pic xmlns:pic="http://schemas.openxmlformats.org/drawingml/2006/picture">
-                  <pic:nvPicPr>
-                    <pic:cNvPr id="2" name="image1.png"/>
-                    <pic:cNvPicPr/>
-                  </pic:nvPicPr>
-                  <pic:blipFill>
-                    <a:blip r:embed="rId5" cstate="print"/>
-                    <a:stretch>
-                      <a:fillRect/>
-                    </a:stretch>
-                  </pic:blipFill>
-                  <pic:spPr>
-                    <a:xfrm>
-                      <a:off x="0" y="0"/>
-                      <a:ext cx="3219451" cy="6562725"/>
-                    </a:xfrm>
-                    <a:prstGeom prst="rect">
-                      <a:avLst/>
-                    </a:prstGeom>
-                  </pic:spPr>
-                </pic:pic>
-              </a:graphicData>
-            </a:graphic>
-          </wp:anchor>
-        </w:drawing>
-      </w:r>
-    </w:p>
-    <w:p>
-      <w:pPr>
-        <w:pStyle w:val="BodyText"/>
-        <w:rPr>
-          <w:b/>
-          <w:sz w:val="20"/>
         </w:rPr>
       </w:pPr>
     </w:p>
@@ -1235,157 +1541,6 @@
           <w:sz w:val="29"/>
         </w:rPr>
       </w:pPr>
-    </w:p>
-    <w:p>
-      <w:pPr>
-        <w:spacing w:before="95" w:line="235" w:lineRule="auto"/>
-        <w:ind w:left="101"/>
-        <w:rPr>
-          <w:b/>
-          <w:sz w:val="24"/>
-        </w:rPr>
-      </w:pPr>
-      <w:r>
-        <w:rPr>
-          <w:b/>
-          <w:sz w:val="24"/>
-        </w:rPr>
-        <w:t>¿Qué etapas del análisis y diseño de experimentos se han llevado a cabo hasta el momento?</w:t>
-      </w:r>
-    </w:p>
-    <w:p>
-      <w:pPr>
-        <w:spacing w:before="130" w:line="273" w:lineRule="auto"/>
-        <w:ind w:left="101"/>
-        <w:rPr>
-          <w:b/>
-          <w:sz w:val="24"/>
-        </w:rPr>
-      </w:pPr>
-      <w:r>
-        <w:rPr>
-          <w:sz w:val="24"/>
-        </w:rPr>
-        <w:t xml:space="preserve">De acuerdo al libro presentado en clase por el profesor, las partes que hemos realizado hasta ahora son </w:t>
-      </w:r>
-      <w:r>
-        <w:rPr>
-          <w:b/>
-          <w:sz w:val="24"/>
-        </w:rPr>
-        <w:t xml:space="preserve">Planeación y Realización del experimento </w:t>
-      </w:r>
-      <w:r>
-        <w:rPr>
-          <w:sz w:val="24"/>
-        </w:rPr>
-        <w:t xml:space="preserve">y </w:t>
-      </w:r>
-      <w:r>
-        <w:rPr>
-          <w:b/>
-          <w:sz w:val="24"/>
-        </w:rPr>
-        <w:t>Análisis</w:t>
-      </w:r>
-    </w:p>
-    <w:p>
-      <w:pPr>
-        <w:spacing w:line="273" w:lineRule="auto"/>
-        <w:rPr>
-          <w:sz w:val="24"/>
-        </w:rPr>
-        <w:sectPr>
-          <w:pgSz w:w="11920" w:h="16860"/>
-          <w:pgMar w:top="1380" w:right="1340" w:bottom="280" w:left="1340" w:header="720" w:footer="720" w:gutter="0"/>
-          <w:cols w:space="720"/>
-        </w:sectPr>
-      </w:pPr>
-    </w:p>
-    <w:p>
-      <w:pPr>
-        <w:pStyle w:val="Heading1"/>
-        <w:spacing w:before="67"/>
-        <w:ind w:right="0"/>
-        <w:jc w:val="left"/>
-      </w:pPr>
-      <w:r>
-        <w:lastRenderedPageBreak/>
-        <w:t>¿Cuáles hacen falta?</w:t>
-      </w:r>
-    </w:p>
-    <w:p>
-      <w:pPr>
-        <w:pStyle w:val="BodyText"/>
-        <w:spacing w:before="129"/>
-        <w:ind w:left="101"/>
-        <w:rPr>
-          <w:sz w:val="14"/>
-        </w:rPr>
-      </w:pPr>
-      <w:r>
-        <w:t>Hace falta la interpretación, controles y conclusiones finales</w:t>
-      </w:r>
-      <w:r>
-        <w:rPr>
-          <w:position w:val="9"/>
-          <w:sz w:val="14"/>
-        </w:rPr>
-        <w:t>1</w:t>
-      </w:r>
-    </w:p>
-    <w:p>
-      <w:pPr>
-        <w:pStyle w:val="BodyText"/>
-        <w:spacing w:before="10"/>
-        <w:rPr>
-          <w:sz w:val="30"/>
-        </w:rPr>
-      </w:pPr>
-    </w:p>
-    <w:p>
-      <w:pPr>
-        <w:pStyle w:val="Heading1"/>
-        <w:spacing w:line="247" w:lineRule="auto"/>
-        <w:ind w:right="109"/>
-        <w:jc w:val="both"/>
-      </w:pPr>
-      <w:r>
-        <w:t>El objetivo del anterior experimento en cual categoría de objetivos de experimentos clasificaría? Explique brevemente.</w:t>
-      </w:r>
-    </w:p>
-    <w:p>
-      <w:pPr>
-        <w:pStyle w:val="BodyText"/>
-        <w:spacing w:before="107"/>
-        <w:ind w:left="101"/>
-      </w:pPr>
-      <w:r>
-        <w:t>Diseño para comparar 2 o más tratamientos</w:t>
-      </w:r>
-    </w:p>
-    <w:p>
-      <w:pPr>
-        <w:pStyle w:val="BodyText"/>
-        <w:spacing w:before="9"/>
-        <w:rPr>
-          <w:sz w:val="30"/>
-        </w:rPr>
-      </w:pPr>
-    </w:p>
-    <w:p>
-      <w:pPr>
-        <w:pStyle w:val="BodyText"/>
-        <w:spacing w:before="1" w:line="273" w:lineRule="auto"/>
-        <w:ind w:left="101" w:right="105"/>
-        <w:jc w:val="both"/>
-      </w:pPr>
-      <w:r>
-        <w:t>Estamos comparando 2 algoritmos de diferente construcción y sus resultados en función del tiem</w:t>
-      </w:r>
-      <w:r>
-        <w:t>po con ello queremos determinar qué algoritmo es mejor (más eficiente en el tiempo) usando el tiempo promedio de salida como variable a contrastar.</w:t>
-      </w:r>
     </w:p>
     <w:p>
       <w:pPr>
@@ -1808,7 +1963,7 @@
           </mc:Choice>
           <mc:Fallback>
             <w:pict>
-              <v:line w14:anchorId="4F6EE87F" id="Line 2" o:spid="_x0000_s1026" style="position:absolute;z-index:-251658240;visibility:visible;mso-wrap-style:square;mso-width-percent:0;mso-height-percent:0;mso-wrap-distance-left:0;mso-wrap-distance-top:0;mso-wrap-distance-right:0;mso-wrap-distance-bottom:0;mso-position-horizontal:absolute;mso-position-horizontal-relative:page;mso-position-vertical:absolute;mso-position-vertical-relative:text;mso-width-percent:0;mso-height-percent:0;mso-width-relative:page;mso-height-relative:page" from="72.05pt,12.65pt" to="216.2pt,12.65pt" o:gfxdata="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" strokeweight=".26481mm">
+              <v:line w14:anchorId="4B82B959" id="Line 2" o:spid="_x0000_s1026" style="position:absolute;z-index:-251658240;visibility:visible;mso-wrap-style:square;mso-width-percent:0;mso-height-percent:0;mso-wrap-distance-left:0;mso-wrap-distance-top:0;mso-wrap-distance-right:0;mso-wrap-distance-bottom:0;mso-position-horizontal:absolute;mso-position-horizontal-relative:page;mso-position-vertical:absolute;mso-position-vertical-relative:text;mso-width-percent:0;mso-height-percent:0;mso-width-relative:page;mso-height-relative:page" from="72.05pt,12.65pt" to="216.2pt,12.65pt" o:gfxdata="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" strokeweight=".26481mm">
                 <w10:wrap type="topAndBottom" anchorx="page"/>
               </v:line>
             </w:pict>
@@ -1846,7 +2001,7 @@
         </w:rPr>
         <w:t>h</w:t>
       </w:r>
-      <w:hyperlink r:id="rId6">
+      <w:hyperlink r:id="rId5">
         <w:r>
           <w:rPr>
             <w:color w:val="1154CC"/>
@@ -1875,7 +2030,21 @@
         <w:rPr>
           <w:sz w:val="20"/>
         </w:rPr>
-        <w:t>en la pagina 10</w:t>
+        <w:t xml:space="preserve">en la </w:t>
+      </w:r>
+      <w:proofErr w:type="spellStart"/>
+      <w:r>
+        <w:rPr>
+          <w:sz w:val="20"/>
+        </w:rPr>
+        <w:t>pagina</w:t>
+      </w:r>
+      <w:proofErr w:type="spellEnd"/>
+      <w:r>
+        <w:rPr>
+          <w:sz w:val="20"/>
+        </w:rPr>
+        <w:t xml:space="preserve"> 10</w:t>
       </w:r>
     </w:p>
     <w:sectPr>
@@ -2490,6 +2659,22 @@
       <w:jc w:val="center"/>
     </w:pPr>
   </w:style>
+  <w:style w:type="table" w:styleId="TableGrid">
+    <w:name w:val="Table Grid"/>
+    <w:basedOn w:val="TableNormal"/>
+    <w:uiPriority w:val="39"/>
+    <w:rsid w:val="00DA7E49"/>
+    <w:tblPr>
+      <w:tblBorders>
+        <w:top w:val="single" w:sz="4" w:space="0" w:color="auto"/>
+        <w:left w:val="single" w:sz="4" w:space="0" w:color="auto"/>
+        <w:bottom w:val="single" w:sz="4" w:space="0" w:color="auto"/>
+        <w:right w:val="single" w:sz="4" w:space="0" w:color="auto"/>
+        <w:insideH w:val="single" w:sz="4" w:space="0" w:color="auto"/>
+        <w:insideV w:val="single" w:sz="4" w:space="0" w:color="auto"/>
+      </w:tblBorders>
+    </w:tblPr>
+  </w:style>
 </w:styles>
 </file>
 

--- a/Capstone/Documentation/Analisis.docx
+++ b/Capstone/Documentation/Analisis.docx
@@ -177,11 +177,9 @@
         <w:ind w:left="3476" w:right="3484"/>
         <w:jc w:val="center"/>
       </w:pPr>
-      <w:proofErr w:type="spellStart"/>
-      <w:r>
-        <w:t>Andres</w:t>
-      </w:r>
-      <w:proofErr w:type="spellEnd"/>
+      <w:r>
+        <w:t>Andrés</w:t>
+      </w:r>
       <w:r>
         <w:t xml:space="preserve"> </w:t>
       </w:r>
@@ -222,22 +220,18 @@
         <w:ind w:left="3472" w:right="3497"/>
         <w:jc w:val="center"/>
       </w:pPr>
-      <w:proofErr w:type="spellStart"/>
-      <w:r>
-        <w:t>Josue</w:t>
-      </w:r>
-      <w:proofErr w:type="spellEnd"/>
+      <w:r>
+        <w:t>Josué</w:t>
+      </w:r>
       <w:r>
         <w:rPr>
           <w:spacing w:val="-14"/>
         </w:rPr>
         <w:t xml:space="preserve"> </w:t>
       </w:r>
-      <w:proofErr w:type="spellStart"/>
-      <w:r>
-        <w:t>Rodriguez</w:t>
-      </w:r>
-      <w:proofErr w:type="spellEnd"/>
+      <w:r>
+        <w:t>Rodríguez</w:t>
+      </w:r>
       <w:r>
         <w:t xml:space="preserve"> A00359703</w:t>
       </w:r>
@@ -807,48 +801,22 @@
     </w:p>
     <w:p>
       <w:pPr>
+        <w:pStyle w:val="BodyText"/>
+        <w:spacing w:before="9"/>
+        <w:rPr>
+          <w:b/>
+          <w:sz w:val="34"/>
+        </w:rPr>
+      </w:pPr>
+    </w:p>
+    <w:p>
+      <w:pPr>
         <w:pStyle w:val="Heading1"/>
         <w:ind w:left="3476" w:right="3490"/>
       </w:pPr>
       <w:r>
         <w:t>Niveles</w:t>
       </w:r>
-    </w:p>
-    <w:p>
-      <w:pPr>
-        <w:pStyle w:val="BodyText"/>
-        <w:rPr>
-          <w:b/>
-          <w:sz w:val="20"/>
-        </w:rPr>
-      </w:pPr>
-    </w:p>
-    <w:p>
-      <w:pPr>
-        <w:pStyle w:val="BodyText"/>
-        <w:rPr>
-          <w:b/>
-          <w:sz w:val="20"/>
-        </w:rPr>
-      </w:pPr>
-    </w:p>
-    <w:p>
-      <w:pPr>
-        <w:pStyle w:val="BodyText"/>
-        <w:rPr>
-          <w:b/>
-          <w:sz w:val="20"/>
-        </w:rPr>
-      </w:pPr>
-    </w:p>
-    <w:p>
-      <w:pPr>
-        <w:pStyle w:val="BodyText"/>
-        <w:rPr>
-          <w:b/>
-          <w:sz w:val="20"/>
-        </w:rPr>
-      </w:pPr>
     </w:p>
     <w:p>
       <w:pPr>
@@ -1963,7 +1931,7 @@
           </mc:Choice>
           <mc:Fallback>
             <w:pict>
-              <v:line w14:anchorId="4B82B959" id="Line 2" o:spid="_x0000_s1026" style="position:absolute;z-index:-251658240;visibility:visible;mso-wrap-style:square;mso-width-percent:0;mso-height-percent:0;mso-wrap-distance-left:0;mso-wrap-distance-top:0;mso-wrap-distance-right:0;mso-wrap-distance-bottom:0;mso-position-horizontal:absolute;mso-position-horizontal-relative:page;mso-position-vertical:absolute;mso-position-vertical-relative:text;mso-width-percent:0;mso-height-percent:0;mso-width-relative:page;mso-height-relative:page" from="72.05pt,12.65pt" to="216.2pt,12.65pt" o:gfxdata="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" strokeweight=".26481mm">
+              <v:line w14:anchorId="0A142CC6" id="Line 2" o:spid="_x0000_s1026" style="position:absolute;z-index:-251658240;visibility:visible;mso-wrap-style:square;mso-width-percent:0;mso-height-percent:0;mso-wrap-distance-left:0;mso-wrap-distance-top:0;mso-wrap-distance-right:0;mso-wrap-distance-bottom:0;mso-position-horizontal:absolute;mso-position-horizontal-relative:page;mso-position-vertical:absolute;mso-position-vertical-relative:text;mso-width-percent:0;mso-height-percent:0;mso-width-relative:page;mso-height-relative:page" from="72.05pt,12.65pt" to="216.2pt,12.65pt" o:gfxdata="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" strokeweight=".26481mm">
                 <w10:wrap type="topAndBottom" anchorx="page"/>
               </v:line>
             </w:pict>
@@ -1979,73 +1947,6 @@
           <w:sz w:val="20"/>
         </w:rPr>
       </w:pPr>
-      <w:r>
-        <w:rPr>
-          <w:position w:val="8"/>
-          <w:sz w:val="12"/>
-        </w:rPr>
-        <w:t xml:space="preserve">1 </w:t>
-      </w:r>
-      <w:r>
-        <w:rPr>
-          <w:sz w:val="20"/>
-        </w:rPr>
-        <w:t xml:space="preserve">Esto hace referencia a </w:t>
-      </w:r>
-      <w:r>
-        <w:rPr>
-          <w:color w:val="1154CC"/>
-          <w:spacing w:val="-100"/>
-          <w:sz w:val="20"/>
-          <w:u w:val="single" w:color="1154CC"/>
-        </w:rPr>
-        <w:t>h</w:t>
-      </w:r>
-      <w:hyperlink r:id="rId5">
-        <w:r>
-          <w:rPr>
-            <w:color w:val="1154CC"/>
-            <w:spacing w:val="41"/>
-            <w:sz w:val="20"/>
-          </w:rPr>
-          <w:t xml:space="preserve"> </w:t>
-        </w:r>
-        <w:r>
-          <w:rPr>
-            <w:color w:val="1154CC"/>
-            <w:sz w:val="20"/>
-            <w:u w:val="single" w:color="1154CC"/>
-          </w:rPr>
-          <w:t>ttps://drive.google.com/file/d/0Bwy19LIX4H2Ra0VKeFV1UXhGdG8/view</w:t>
-        </w:r>
-        <w:r>
-          <w:rPr>
-            <w:color w:val="1154CC"/>
-            <w:sz w:val="20"/>
-          </w:rPr>
-          <w:t xml:space="preserve"> </w:t>
-        </w:r>
-      </w:hyperlink>
-      <w:r>
-        <w:rPr>
-          <w:sz w:val="20"/>
-        </w:rPr>
-        <w:t xml:space="preserve">en la </w:t>
-      </w:r>
-      <w:proofErr w:type="spellStart"/>
-      <w:r>
-        <w:rPr>
-          <w:sz w:val="20"/>
-        </w:rPr>
-        <w:t>pagina</w:t>
-      </w:r>
-      <w:proofErr w:type="spellEnd"/>
-      <w:r>
-        <w:rPr>
-          <w:sz w:val="20"/>
-        </w:rPr>
-        <w:t xml:space="preserve"> 10</w:t>
-      </w:r>
     </w:p>
     <w:sectPr>
       <w:pgSz w:w="11920" w:h="16860"/>

--- a/Capstone/Documentation/Analisis.docx
+++ b/Capstone/Documentation/Analisis.docx
@@ -178,10 +178,7 @@
         <w:jc w:val="center"/>
       </w:pPr>
       <w:r>
-        <w:t>Andrés</w:t>
-      </w:r>
-      <w:r>
-        <w:t xml:space="preserve"> </w:t>
+        <w:t xml:space="preserve">Andrés </w:t>
       </w:r>
       <w:r>
         <w:rPr>
@@ -230,10 +227,7 @@
         <w:t xml:space="preserve"> </w:t>
       </w:r>
       <w:r>
-        <w:t>Rodríguez</w:t>
-      </w:r>
-      <w:r>
-        <w:t xml:space="preserve"> A00359703</w:t>
+        <w:t>Rodríguez A00359703</w:t>
       </w:r>
     </w:p>
     <w:p>
@@ -407,10 +401,7 @@
         <w:t>Clasificación para sets de datos con</w:t>
       </w:r>
       <w:r>
-        <w:t xml:space="preserve"> </w:t>
-      </w:r>
-      <w:r>
-        <w:t xml:space="preserve">el algoritmo </w:t>
+        <w:t xml:space="preserve"> el algoritmo </w:t>
       </w:r>
       <w:r>
         <w:t>ID3</w:t>
@@ -543,6 +534,46 @@
           <w:sz w:val="24"/>
         </w:rPr>
         <w:t>).</w:t>
+      </w:r>
+    </w:p>
+    <w:p>
+      <w:pPr>
+        <w:pStyle w:val="ListParagraph"/>
+        <w:numPr>
+          <w:ilvl w:val="0"/>
+          <w:numId w:val="1"/>
+        </w:numPr>
+        <w:tabs>
+          <w:tab w:val="left" w:pos="821"/>
+          <w:tab w:val="left" w:pos="822"/>
+        </w:tabs>
+        <w:rPr>
+          <w:sz w:val="24"/>
+        </w:rPr>
+      </w:pPr>
+      <w:r>
+        <w:rPr>
+          <w:sz w:val="24"/>
+        </w:rPr>
+        <w:t xml:space="preserve">El precio de compra del </w:t>
+      </w:r>
+      <w:r>
+        <w:rPr>
+          <w:sz w:val="24"/>
+        </w:rPr>
+        <w:t>vehículo</w:t>
+      </w:r>
+      <w:r>
+        <w:rPr>
+          <w:sz w:val="24"/>
+        </w:rPr>
+        <w:t xml:space="preserve"> (</w:t>
+      </w:r>
+      <w:r>
+        <w:rPr>
+          <w:sz w:val="24"/>
+        </w:rPr>
+        <w:t>en ambos casos el árbol de decisión toma este atributo como raíz principal, por ende, nos interesa saber que sucede con las demás variables entorno a los diferentes valores de BUYING).</w:t>
       </w:r>
     </w:p>
     <w:p>
@@ -956,6 +987,52 @@
       </w:tr>
       <w:tr>
         <w:trPr>
+          <w:trHeight w:val="520"/>
+        </w:trPr>
+        <w:tc>
+          <w:tcPr>
+            <w:tcW w:w="4504" w:type="dxa"/>
+          </w:tcPr>
+          <w:p>
+            <w:pPr>
+              <w:pStyle w:val="TableParagraph"/>
+              <w:ind w:left="158"/>
+              <w:rPr>
+                <w:sz w:val="24"/>
+              </w:rPr>
+            </w:pPr>
+            <w:r>
+              <w:rPr>
+                <w:sz w:val="24"/>
+              </w:rPr>
+              <w:t>Precio del vehículo</w:t>
+            </w:r>
+          </w:p>
+        </w:tc>
+        <w:tc>
+          <w:tcPr>
+            <w:tcW w:w="4504" w:type="dxa"/>
+          </w:tcPr>
+          <w:p>
+            <w:pPr>
+              <w:pStyle w:val="TableParagraph"/>
+              <w:spacing w:before="118"/>
+              <w:ind w:right="166"/>
+              <w:rPr>
+                <w:sz w:val="24"/>
+              </w:rPr>
+            </w:pPr>
+            <w:r>
+              <w:rPr>
+                <w:sz w:val="24"/>
+              </w:rPr>
+              <w:t>Vhigh, high, med, low</w:t>
+            </w:r>
+          </w:p>
+        </w:tc>
+      </w:tr>
+      <w:tr>
+        <w:trPr>
           <w:trHeight w:val="1316"/>
         </w:trPr>
         <w:tc>
@@ -1057,14 +1134,15 @@
         <w:tblLook w:val="04A0" w:firstRow="1" w:lastRow="0" w:firstColumn="1" w:lastColumn="0" w:noHBand="0" w:noVBand="1"/>
       </w:tblPr>
       <w:tblGrid>
-        <w:gridCol w:w="3076"/>
-        <w:gridCol w:w="3077"/>
-        <w:gridCol w:w="3077"/>
+        <w:gridCol w:w="2485"/>
+        <w:gridCol w:w="2350"/>
+        <w:gridCol w:w="2395"/>
+        <w:gridCol w:w="2000"/>
       </w:tblGrid>
       <w:tr>
         <w:tc>
           <w:tcPr>
-            <w:tcW w:w="3076" w:type="dxa"/>
+            <w:tcW w:w="2485" w:type="dxa"/>
           </w:tcPr>
           <w:p>
             <w:pPr>
@@ -1085,7 +1163,7 @@
         </w:tc>
         <w:tc>
           <w:tcPr>
-            <w:tcW w:w="3077" w:type="dxa"/>
+            <w:tcW w:w="2350" w:type="dxa"/>
           </w:tcPr>
           <w:p>
             <w:pPr>
@@ -1106,7 +1184,7 @@
         </w:tc>
         <w:tc>
           <w:tcPr>
-            <w:tcW w:w="3077" w:type="dxa"/>
+            <w:tcW w:w="2395" w:type="dxa"/>
           </w:tcPr>
           <w:p>
             <w:pPr>
@@ -1122,6 +1200,27 @@
                 <w:b/>
               </w:rPr>
               <w:t>Tipo de Algoritmo</w:t>
+            </w:r>
+          </w:p>
+        </w:tc>
+        <w:tc>
+          <w:tcPr>
+            <w:tcW w:w="2000" w:type="dxa"/>
+          </w:tcPr>
+          <w:p>
+            <w:pPr>
+              <w:pStyle w:val="BodyText"/>
+              <w:spacing w:before="9"/>
+              <w:jc w:val="center"/>
+              <w:rPr>
+                <w:b/>
+              </w:rPr>
+            </w:pPr>
+            <w:r>
+              <w:rPr>
+                <w:b/>
+              </w:rPr>
+              <w:t>Precio Vehículo</w:t>
             </w:r>
           </w:p>
         </w:tc>
@@ -1129,7 +1228,7 @@
       <w:tr>
         <w:tc>
           <w:tcPr>
-            <w:tcW w:w="3076" w:type="dxa"/>
+            <w:tcW w:w="2485" w:type="dxa"/>
           </w:tcPr>
           <w:p>
             <w:pPr>
@@ -1150,7 +1249,7 @@
         </w:tc>
         <w:tc>
           <w:tcPr>
-            <w:tcW w:w="3077" w:type="dxa"/>
+            <w:tcW w:w="2350" w:type="dxa"/>
           </w:tcPr>
           <w:p>
             <w:pPr>
@@ -1168,7 +1267,7 @@
         </w:tc>
         <w:tc>
           <w:tcPr>
-            <w:tcW w:w="3077" w:type="dxa"/>
+            <w:tcW w:w="2395" w:type="dxa"/>
           </w:tcPr>
           <w:p>
             <w:pPr>
@@ -1181,6 +1280,21 @@
             </w:pPr>
             <w:r>
               <w:t>Manual</w:t>
+            </w:r>
+          </w:p>
+        </w:tc>
+        <w:tc>
+          <w:tcPr>
+            <w:tcW w:w="2000" w:type="dxa"/>
+          </w:tcPr>
+          <w:p>
+            <w:pPr>
+              <w:pStyle w:val="BodyText"/>
+              <w:spacing w:before="9"/>
+              <w:jc w:val="center"/>
+            </w:pPr>
+            <w:r>
+              <w:t>Vhigh</w:t>
             </w:r>
           </w:p>
         </w:tc>
@@ -1188,7 +1302,7 @@
       <w:tr>
         <w:tc>
           <w:tcPr>
-            <w:tcW w:w="3076" w:type="dxa"/>
+            <w:tcW w:w="2485" w:type="dxa"/>
           </w:tcPr>
           <w:p>
             <w:pPr>
@@ -1209,7 +1323,7 @@
         </w:tc>
         <w:tc>
           <w:tcPr>
-            <w:tcW w:w="3077" w:type="dxa"/>
+            <w:tcW w:w="2350" w:type="dxa"/>
           </w:tcPr>
           <w:p>
             <w:pPr>
@@ -1227,7 +1341,7 @@
         </w:tc>
         <w:tc>
           <w:tcPr>
-            <w:tcW w:w="3077" w:type="dxa"/>
+            <w:tcW w:w="2395" w:type="dxa"/>
           </w:tcPr>
           <w:p>
             <w:pPr>
@@ -1240,6 +1354,21 @@
             </w:pPr>
             <w:r>
               <w:t>Library</w:t>
+            </w:r>
+          </w:p>
+        </w:tc>
+        <w:tc>
+          <w:tcPr>
+            <w:tcW w:w="2000" w:type="dxa"/>
+          </w:tcPr>
+          <w:p>
+            <w:pPr>
+              <w:pStyle w:val="BodyText"/>
+              <w:spacing w:before="9"/>
+              <w:jc w:val="center"/>
+            </w:pPr>
+            <w:r>
+              <w:t>Vhigh</w:t>
             </w:r>
           </w:p>
         </w:tc>
@@ -1247,7 +1376,7 @@
       <w:tr>
         <w:tc>
           <w:tcPr>
-            <w:tcW w:w="3076" w:type="dxa"/>
+            <w:tcW w:w="2485" w:type="dxa"/>
           </w:tcPr>
           <w:p>
             <w:pPr>
@@ -1268,7 +1397,7 @@
         </w:tc>
         <w:tc>
           <w:tcPr>
-            <w:tcW w:w="3077" w:type="dxa"/>
+            <w:tcW w:w="2350" w:type="dxa"/>
           </w:tcPr>
           <w:p>
             <w:pPr>
@@ -1280,13 +1409,13 @@
               </w:rPr>
             </w:pPr>
             <w:r>
-              <w:t>Probe</w:t>
-            </w:r>
-          </w:p>
-        </w:tc>
-        <w:tc>
-          <w:tcPr>
-            <w:tcW w:w="3077" w:type="dxa"/>
+              <w:t>Training</w:t>
+            </w:r>
+          </w:p>
+        </w:tc>
+        <w:tc>
+          <w:tcPr>
+            <w:tcW w:w="2395" w:type="dxa"/>
           </w:tcPr>
           <w:p>
             <w:pPr>
@@ -1299,6 +1428,21 @@
             </w:pPr>
             <w:r>
               <w:t>Manual</w:t>
+            </w:r>
+          </w:p>
+        </w:tc>
+        <w:tc>
+          <w:tcPr>
+            <w:tcW w:w="2000" w:type="dxa"/>
+          </w:tcPr>
+          <w:p>
+            <w:pPr>
+              <w:pStyle w:val="BodyText"/>
+              <w:spacing w:before="9"/>
+              <w:jc w:val="center"/>
+            </w:pPr>
+            <w:r>
+              <w:t>high</w:t>
             </w:r>
           </w:p>
         </w:tc>
@@ -1306,7 +1450,7 @@
       <w:tr>
         <w:tc>
           <w:tcPr>
-            <w:tcW w:w="3076" w:type="dxa"/>
+            <w:tcW w:w="2485" w:type="dxa"/>
           </w:tcPr>
           <w:p>
             <w:pPr>
@@ -1327,7 +1471,7 @@
         </w:tc>
         <w:tc>
           <w:tcPr>
-            <w:tcW w:w="3077" w:type="dxa"/>
+            <w:tcW w:w="2350" w:type="dxa"/>
           </w:tcPr>
           <w:p>
             <w:pPr>
@@ -1339,13 +1483,13 @@
               </w:rPr>
             </w:pPr>
             <w:r>
-              <w:t>Probe</w:t>
-            </w:r>
-          </w:p>
-        </w:tc>
-        <w:tc>
-          <w:tcPr>
-            <w:tcW w:w="3077" w:type="dxa"/>
+              <w:t>Training</w:t>
+            </w:r>
+          </w:p>
+        </w:tc>
+        <w:tc>
+          <w:tcPr>
+            <w:tcW w:w="2395" w:type="dxa"/>
           </w:tcPr>
           <w:p>
             <w:pPr>
@@ -1358,6 +1502,21 @@
             </w:pPr>
             <w:r>
               <w:t>Library</w:t>
+            </w:r>
+          </w:p>
+        </w:tc>
+        <w:tc>
+          <w:tcPr>
+            <w:tcW w:w="2000" w:type="dxa"/>
+          </w:tcPr>
+          <w:p>
+            <w:pPr>
+              <w:pStyle w:val="BodyText"/>
+              <w:spacing w:before="9"/>
+              <w:jc w:val="center"/>
+            </w:pPr>
+            <w:r>
+              <w:t>high</w:t>
             </w:r>
           </w:p>
         </w:tc>
@@ -1365,7 +1524,7 @@
       <w:tr>
         <w:tc>
           <w:tcPr>
-            <w:tcW w:w="3076" w:type="dxa"/>
+            <w:tcW w:w="2485" w:type="dxa"/>
           </w:tcPr>
           <w:p>
             <w:pPr>
@@ -1386,7 +1545,7 @@
         </w:tc>
         <w:tc>
           <w:tcPr>
-            <w:tcW w:w="3077" w:type="dxa"/>
+            <w:tcW w:w="2350" w:type="dxa"/>
           </w:tcPr>
           <w:p>
             <w:pPr>
@@ -1398,13 +1557,13 @@
               </w:rPr>
             </w:pPr>
             <w:r>
-              <w:t>Complete</w:t>
-            </w:r>
-          </w:p>
-        </w:tc>
-        <w:tc>
-          <w:tcPr>
-            <w:tcW w:w="3077" w:type="dxa"/>
+              <w:t>Training</w:t>
+            </w:r>
+          </w:p>
+        </w:tc>
+        <w:tc>
+          <w:tcPr>
+            <w:tcW w:w="2395" w:type="dxa"/>
           </w:tcPr>
           <w:p>
             <w:pPr>
@@ -1417,6 +1576,21 @@
             </w:pPr>
             <w:r>
               <w:t>Manual</w:t>
+            </w:r>
+          </w:p>
+        </w:tc>
+        <w:tc>
+          <w:tcPr>
+            <w:tcW w:w="2000" w:type="dxa"/>
+          </w:tcPr>
+          <w:p>
+            <w:pPr>
+              <w:pStyle w:val="BodyText"/>
+              <w:spacing w:before="9"/>
+              <w:jc w:val="center"/>
+            </w:pPr>
+            <w:r>
+              <w:t>med</w:t>
             </w:r>
           </w:p>
         </w:tc>
@@ -1424,7 +1598,7 @@
       <w:tr>
         <w:tc>
           <w:tcPr>
-            <w:tcW w:w="3076" w:type="dxa"/>
+            <w:tcW w:w="2485" w:type="dxa"/>
           </w:tcPr>
           <w:p>
             <w:pPr>
@@ -1445,7 +1619,7 @@
         </w:tc>
         <w:tc>
           <w:tcPr>
-            <w:tcW w:w="3077" w:type="dxa"/>
+            <w:tcW w:w="2350" w:type="dxa"/>
           </w:tcPr>
           <w:p>
             <w:pPr>
@@ -1457,25 +1631,1300 @@
               </w:rPr>
             </w:pPr>
             <w:r>
+              <w:t>Training</w:t>
+            </w:r>
+          </w:p>
+        </w:tc>
+        <w:tc>
+          <w:tcPr>
+            <w:tcW w:w="2395" w:type="dxa"/>
+          </w:tcPr>
+          <w:p>
+            <w:pPr>
+              <w:pStyle w:val="BodyText"/>
+              <w:spacing w:before="9"/>
+              <w:jc w:val="center"/>
+              <w:rPr>
+                <w:b/>
+              </w:rPr>
+            </w:pPr>
+            <w:r>
+              <w:t>Manual</w:t>
+            </w:r>
+          </w:p>
+        </w:tc>
+        <w:tc>
+          <w:tcPr>
+            <w:tcW w:w="2000" w:type="dxa"/>
+          </w:tcPr>
+          <w:p>
+            <w:pPr>
+              <w:pStyle w:val="BodyText"/>
+              <w:spacing w:before="9"/>
+              <w:jc w:val="center"/>
+            </w:pPr>
+            <w:r>
+              <w:t>med</w:t>
+            </w:r>
+          </w:p>
+        </w:tc>
+      </w:tr>
+      <w:tr>
+        <w:tc>
+          <w:tcPr>
+            <w:tcW w:w="2485" w:type="dxa"/>
+          </w:tcPr>
+          <w:p>
+            <w:pPr>
+              <w:pStyle w:val="BodyText"/>
+              <w:spacing w:before="9"/>
+              <w:jc w:val="center"/>
+              <w:rPr>
+                <w:bCs/>
+              </w:rPr>
+            </w:pPr>
+            <w:r>
+              <w:rPr>
+                <w:bCs/>
+              </w:rPr>
+              <w:t>7</w:t>
+            </w:r>
+          </w:p>
+        </w:tc>
+        <w:tc>
+          <w:tcPr>
+            <w:tcW w:w="2350" w:type="dxa"/>
+          </w:tcPr>
+          <w:p>
+            <w:pPr>
+              <w:pStyle w:val="BodyText"/>
+              <w:spacing w:before="9"/>
+              <w:jc w:val="center"/>
+            </w:pPr>
+            <w:r>
+              <w:t>Training</w:t>
+            </w:r>
+          </w:p>
+        </w:tc>
+        <w:tc>
+          <w:tcPr>
+            <w:tcW w:w="2395" w:type="dxa"/>
+          </w:tcPr>
+          <w:p>
+            <w:pPr>
+              <w:pStyle w:val="BodyText"/>
+              <w:spacing w:before="9"/>
+              <w:jc w:val="center"/>
+            </w:pPr>
+            <w:r>
+              <w:t>Library</w:t>
+            </w:r>
+          </w:p>
+        </w:tc>
+        <w:tc>
+          <w:tcPr>
+            <w:tcW w:w="2000" w:type="dxa"/>
+          </w:tcPr>
+          <w:p>
+            <w:pPr>
+              <w:pStyle w:val="BodyText"/>
+              <w:spacing w:before="9"/>
+              <w:jc w:val="center"/>
+            </w:pPr>
+            <w:r>
+              <w:t>low</w:t>
+            </w:r>
+          </w:p>
+        </w:tc>
+      </w:tr>
+      <w:tr>
+        <w:tc>
+          <w:tcPr>
+            <w:tcW w:w="2485" w:type="dxa"/>
+          </w:tcPr>
+          <w:p>
+            <w:pPr>
+              <w:pStyle w:val="BodyText"/>
+              <w:spacing w:before="9"/>
+              <w:jc w:val="center"/>
+              <w:rPr>
+                <w:bCs/>
+              </w:rPr>
+            </w:pPr>
+            <w:r>
+              <w:rPr>
+                <w:bCs/>
+              </w:rPr>
+              <w:t>8</w:t>
+            </w:r>
+          </w:p>
+        </w:tc>
+        <w:tc>
+          <w:tcPr>
+            <w:tcW w:w="2350" w:type="dxa"/>
+          </w:tcPr>
+          <w:p>
+            <w:pPr>
+              <w:pStyle w:val="BodyText"/>
+              <w:spacing w:before="9"/>
+              <w:jc w:val="center"/>
+            </w:pPr>
+            <w:r>
+              <w:t>Training</w:t>
+            </w:r>
+          </w:p>
+        </w:tc>
+        <w:tc>
+          <w:tcPr>
+            <w:tcW w:w="2395" w:type="dxa"/>
+          </w:tcPr>
+          <w:p>
+            <w:pPr>
+              <w:pStyle w:val="BodyText"/>
+              <w:spacing w:before="9"/>
+              <w:jc w:val="center"/>
+            </w:pPr>
+            <w:r>
+              <w:t>Manual</w:t>
+            </w:r>
+          </w:p>
+        </w:tc>
+        <w:tc>
+          <w:tcPr>
+            <w:tcW w:w="2000" w:type="dxa"/>
+          </w:tcPr>
+          <w:p>
+            <w:pPr>
+              <w:pStyle w:val="BodyText"/>
+              <w:spacing w:before="9"/>
+              <w:jc w:val="center"/>
+            </w:pPr>
+            <w:r>
+              <w:t>low</w:t>
+            </w:r>
+          </w:p>
+        </w:tc>
+      </w:tr>
+      <w:tr>
+        <w:tc>
+          <w:tcPr>
+            <w:tcW w:w="2485" w:type="dxa"/>
+          </w:tcPr>
+          <w:p>
+            <w:pPr>
+              <w:pStyle w:val="BodyText"/>
+              <w:spacing w:before="9"/>
+              <w:jc w:val="center"/>
+              <w:rPr>
+                <w:bCs/>
+              </w:rPr>
+            </w:pPr>
+            <w:r>
+              <w:rPr>
+                <w:bCs/>
+              </w:rPr>
+              <w:t>9</w:t>
+            </w:r>
+          </w:p>
+        </w:tc>
+        <w:tc>
+          <w:tcPr>
+            <w:tcW w:w="2350" w:type="dxa"/>
+          </w:tcPr>
+          <w:p>
+            <w:pPr>
+              <w:pStyle w:val="BodyText"/>
+              <w:spacing w:before="9"/>
+              <w:jc w:val="center"/>
+            </w:pPr>
+            <w:r>
+              <w:t>Probe</w:t>
+            </w:r>
+          </w:p>
+        </w:tc>
+        <w:tc>
+          <w:tcPr>
+            <w:tcW w:w="2395" w:type="dxa"/>
+          </w:tcPr>
+          <w:p>
+            <w:pPr>
+              <w:pStyle w:val="BodyText"/>
+              <w:spacing w:before="9"/>
+              <w:jc w:val="center"/>
+            </w:pPr>
+            <w:r>
+              <w:t>Manual</w:t>
+            </w:r>
+          </w:p>
+        </w:tc>
+        <w:tc>
+          <w:tcPr>
+            <w:tcW w:w="2000" w:type="dxa"/>
+          </w:tcPr>
+          <w:p>
+            <w:pPr>
+              <w:pStyle w:val="BodyText"/>
+              <w:spacing w:before="9"/>
+              <w:jc w:val="center"/>
+            </w:pPr>
+            <w:r>
+              <w:t>Vhigh</w:t>
+            </w:r>
+          </w:p>
+        </w:tc>
+      </w:tr>
+      <w:tr>
+        <w:tc>
+          <w:tcPr>
+            <w:tcW w:w="2485" w:type="dxa"/>
+          </w:tcPr>
+          <w:p>
+            <w:pPr>
+              <w:pStyle w:val="BodyText"/>
+              <w:spacing w:before="9"/>
+              <w:jc w:val="center"/>
+              <w:rPr>
+                <w:bCs/>
+              </w:rPr>
+            </w:pPr>
+            <w:r>
+              <w:rPr>
+                <w:bCs/>
+              </w:rPr>
+              <w:t>10</w:t>
+            </w:r>
+          </w:p>
+        </w:tc>
+        <w:tc>
+          <w:tcPr>
+            <w:tcW w:w="2350" w:type="dxa"/>
+          </w:tcPr>
+          <w:p>
+            <w:pPr>
+              <w:pStyle w:val="BodyText"/>
+              <w:spacing w:before="9"/>
+              <w:jc w:val="center"/>
+            </w:pPr>
+            <w:r>
+              <w:t>Probe</w:t>
+            </w:r>
+          </w:p>
+        </w:tc>
+        <w:tc>
+          <w:tcPr>
+            <w:tcW w:w="2395" w:type="dxa"/>
+          </w:tcPr>
+          <w:p>
+            <w:pPr>
+              <w:pStyle w:val="BodyText"/>
+              <w:spacing w:before="9"/>
+              <w:jc w:val="center"/>
+            </w:pPr>
+            <w:r>
+              <w:t>Library</w:t>
+            </w:r>
+          </w:p>
+        </w:tc>
+        <w:tc>
+          <w:tcPr>
+            <w:tcW w:w="2000" w:type="dxa"/>
+          </w:tcPr>
+          <w:p>
+            <w:pPr>
+              <w:pStyle w:val="BodyText"/>
+              <w:spacing w:before="9"/>
+              <w:jc w:val="center"/>
+            </w:pPr>
+            <w:r>
+              <w:t>Vhigh</w:t>
+            </w:r>
+          </w:p>
+        </w:tc>
+      </w:tr>
+      <w:tr>
+        <w:tc>
+          <w:tcPr>
+            <w:tcW w:w="2485" w:type="dxa"/>
+          </w:tcPr>
+          <w:p>
+            <w:pPr>
+              <w:pStyle w:val="BodyText"/>
+              <w:spacing w:before="9"/>
+              <w:jc w:val="center"/>
+              <w:rPr>
+                <w:bCs/>
+              </w:rPr>
+            </w:pPr>
+            <w:r>
+              <w:rPr>
+                <w:bCs/>
+              </w:rPr>
+              <w:t>1</w:t>
+            </w:r>
+            <w:r>
+              <w:rPr>
+                <w:bCs/>
+              </w:rPr>
+              <w:t>1</w:t>
+            </w:r>
+          </w:p>
+        </w:tc>
+        <w:tc>
+          <w:tcPr>
+            <w:tcW w:w="2350" w:type="dxa"/>
+          </w:tcPr>
+          <w:p>
+            <w:pPr>
+              <w:pStyle w:val="BodyText"/>
+              <w:spacing w:before="9"/>
+              <w:jc w:val="center"/>
+            </w:pPr>
+            <w:r>
+              <w:t>Probe</w:t>
+            </w:r>
+          </w:p>
+        </w:tc>
+        <w:tc>
+          <w:tcPr>
+            <w:tcW w:w="2395" w:type="dxa"/>
+          </w:tcPr>
+          <w:p>
+            <w:pPr>
+              <w:pStyle w:val="BodyText"/>
+              <w:spacing w:before="9"/>
+              <w:jc w:val="center"/>
+            </w:pPr>
+            <w:r>
+              <w:t>Manual</w:t>
+            </w:r>
+          </w:p>
+        </w:tc>
+        <w:tc>
+          <w:tcPr>
+            <w:tcW w:w="2000" w:type="dxa"/>
+          </w:tcPr>
+          <w:p>
+            <w:pPr>
+              <w:pStyle w:val="BodyText"/>
+              <w:spacing w:before="9"/>
+              <w:jc w:val="center"/>
+            </w:pPr>
+            <w:r>
+              <w:t>high</w:t>
+            </w:r>
+          </w:p>
+        </w:tc>
+      </w:tr>
+      <w:tr>
+        <w:tc>
+          <w:tcPr>
+            <w:tcW w:w="2485" w:type="dxa"/>
+          </w:tcPr>
+          <w:p>
+            <w:pPr>
+              <w:pStyle w:val="BodyText"/>
+              <w:spacing w:before="9"/>
+              <w:jc w:val="center"/>
+              <w:rPr>
+                <w:bCs/>
+              </w:rPr>
+            </w:pPr>
+            <w:r>
+              <w:rPr>
+                <w:bCs/>
+              </w:rPr>
+              <w:t>1</w:t>
+            </w:r>
+            <w:r>
+              <w:rPr>
+                <w:bCs/>
+              </w:rPr>
+              <w:t>2</w:t>
+            </w:r>
+          </w:p>
+        </w:tc>
+        <w:tc>
+          <w:tcPr>
+            <w:tcW w:w="2350" w:type="dxa"/>
+          </w:tcPr>
+          <w:p>
+            <w:pPr>
+              <w:pStyle w:val="BodyText"/>
+              <w:spacing w:before="9"/>
+              <w:jc w:val="center"/>
+            </w:pPr>
+            <w:r>
+              <w:t>Probe</w:t>
+            </w:r>
+          </w:p>
+        </w:tc>
+        <w:tc>
+          <w:tcPr>
+            <w:tcW w:w="2395" w:type="dxa"/>
+          </w:tcPr>
+          <w:p>
+            <w:pPr>
+              <w:pStyle w:val="BodyText"/>
+              <w:spacing w:before="9"/>
+              <w:jc w:val="center"/>
+            </w:pPr>
+            <w:r>
+              <w:t>Library</w:t>
+            </w:r>
+          </w:p>
+        </w:tc>
+        <w:tc>
+          <w:tcPr>
+            <w:tcW w:w="2000" w:type="dxa"/>
+          </w:tcPr>
+          <w:p>
+            <w:pPr>
+              <w:pStyle w:val="BodyText"/>
+              <w:spacing w:before="9"/>
+              <w:jc w:val="center"/>
+            </w:pPr>
+            <w:r>
+              <w:t>high</w:t>
+            </w:r>
+          </w:p>
+        </w:tc>
+      </w:tr>
+      <w:tr>
+        <w:tc>
+          <w:tcPr>
+            <w:tcW w:w="2485" w:type="dxa"/>
+          </w:tcPr>
+          <w:p>
+            <w:pPr>
+              <w:pStyle w:val="BodyText"/>
+              <w:spacing w:before="9"/>
+              <w:jc w:val="center"/>
+              <w:rPr>
+                <w:bCs/>
+              </w:rPr>
+            </w:pPr>
+            <w:r>
+              <w:rPr>
+                <w:bCs/>
+              </w:rPr>
+              <w:t>1</w:t>
+            </w:r>
+            <w:r>
+              <w:rPr>
+                <w:bCs/>
+              </w:rPr>
+              <w:t>3</w:t>
+            </w:r>
+          </w:p>
+        </w:tc>
+        <w:tc>
+          <w:tcPr>
+            <w:tcW w:w="2350" w:type="dxa"/>
+          </w:tcPr>
+          <w:p>
+            <w:pPr>
+              <w:pStyle w:val="BodyText"/>
+              <w:spacing w:before="9"/>
+              <w:jc w:val="center"/>
+            </w:pPr>
+            <w:r>
+              <w:t>Probe</w:t>
+            </w:r>
+          </w:p>
+        </w:tc>
+        <w:tc>
+          <w:tcPr>
+            <w:tcW w:w="2395" w:type="dxa"/>
+          </w:tcPr>
+          <w:p>
+            <w:pPr>
+              <w:pStyle w:val="BodyText"/>
+              <w:spacing w:before="9"/>
+              <w:jc w:val="center"/>
+            </w:pPr>
+            <w:r>
+              <w:t>Manual</w:t>
+            </w:r>
+          </w:p>
+        </w:tc>
+        <w:tc>
+          <w:tcPr>
+            <w:tcW w:w="2000" w:type="dxa"/>
+          </w:tcPr>
+          <w:p>
+            <w:pPr>
+              <w:pStyle w:val="BodyText"/>
+              <w:spacing w:before="9"/>
+              <w:jc w:val="center"/>
+            </w:pPr>
+            <w:r>
+              <w:t>med</w:t>
+            </w:r>
+          </w:p>
+        </w:tc>
+      </w:tr>
+      <w:tr>
+        <w:tc>
+          <w:tcPr>
+            <w:tcW w:w="2485" w:type="dxa"/>
+          </w:tcPr>
+          <w:p>
+            <w:pPr>
+              <w:pStyle w:val="BodyText"/>
+              <w:spacing w:before="9"/>
+              <w:jc w:val="center"/>
+              <w:rPr>
+                <w:bCs/>
+              </w:rPr>
+            </w:pPr>
+            <w:r>
+              <w:rPr>
+                <w:bCs/>
+              </w:rPr>
+              <w:t>1</w:t>
+            </w:r>
+            <w:r>
+              <w:rPr>
+                <w:bCs/>
+              </w:rPr>
+              <w:t>4</w:t>
+            </w:r>
+          </w:p>
+        </w:tc>
+        <w:tc>
+          <w:tcPr>
+            <w:tcW w:w="2350" w:type="dxa"/>
+          </w:tcPr>
+          <w:p>
+            <w:pPr>
+              <w:pStyle w:val="BodyText"/>
+              <w:spacing w:before="9"/>
+              <w:jc w:val="center"/>
+            </w:pPr>
+            <w:r>
+              <w:t>Probe</w:t>
+            </w:r>
+          </w:p>
+        </w:tc>
+        <w:tc>
+          <w:tcPr>
+            <w:tcW w:w="2395" w:type="dxa"/>
+          </w:tcPr>
+          <w:p>
+            <w:pPr>
+              <w:pStyle w:val="BodyText"/>
+              <w:spacing w:before="9"/>
+              <w:jc w:val="center"/>
+            </w:pPr>
+            <w:r>
+              <w:t>Manual</w:t>
+            </w:r>
+          </w:p>
+        </w:tc>
+        <w:tc>
+          <w:tcPr>
+            <w:tcW w:w="2000" w:type="dxa"/>
+          </w:tcPr>
+          <w:p>
+            <w:pPr>
+              <w:pStyle w:val="BodyText"/>
+              <w:spacing w:before="9"/>
+              <w:jc w:val="center"/>
+            </w:pPr>
+            <w:r>
+              <w:t>med</w:t>
+            </w:r>
+          </w:p>
+        </w:tc>
+      </w:tr>
+      <w:tr>
+        <w:tc>
+          <w:tcPr>
+            <w:tcW w:w="2485" w:type="dxa"/>
+          </w:tcPr>
+          <w:p>
+            <w:pPr>
+              <w:pStyle w:val="BodyText"/>
+              <w:spacing w:before="9"/>
+              <w:jc w:val="center"/>
+              <w:rPr>
+                <w:bCs/>
+              </w:rPr>
+            </w:pPr>
+            <w:r>
+              <w:rPr>
+                <w:bCs/>
+              </w:rPr>
+              <w:t>1</w:t>
+            </w:r>
+            <w:r>
+              <w:rPr>
+                <w:bCs/>
+              </w:rPr>
+              <w:t>5</w:t>
+            </w:r>
+          </w:p>
+        </w:tc>
+        <w:tc>
+          <w:tcPr>
+            <w:tcW w:w="2350" w:type="dxa"/>
+          </w:tcPr>
+          <w:p>
+            <w:pPr>
+              <w:pStyle w:val="BodyText"/>
+              <w:spacing w:before="9"/>
+              <w:jc w:val="center"/>
+            </w:pPr>
+            <w:r>
+              <w:t>Probe</w:t>
+            </w:r>
+          </w:p>
+        </w:tc>
+        <w:tc>
+          <w:tcPr>
+            <w:tcW w:w="2395" w:type="dxa"/>
+          </w:tcPr>
+          <w:p>
+            <w:pPr>
+              <w:pStyle w:val="BodyText"/>
+              <w:spacing w:before="9"/>
+              <w:jc w:val="center"/>
+            </w:pPr>
+            <w:r>
+              <w:t>Library</w:t>
+            </w:r>
+          </w:p>
+        </w:tc>
+        <w:tc>
+          <w:tcPr>
+            <w:tcW w:w="2000" w:type="dxa"/>
+          </w:tcPr>
+          <w:p>
+            <w:pPr>
+              <w:pStyle w:val="BodyText"/>
+              <w:spacing w:before="9"/>
+              <w:jc w:val="center"/>
+            </w:pPr>
+            <w:r>
+              <w:t>low</w:t>
+            </w:r>
+          </w:p>
+        </w:tc>
+      </w:tr>
+      <w:tr>
+        <w:tc>
+          <w:tcPr>
+            <w:tcW w:w="2485" w:type="dxa"/>
+          </w:tcPr>
+          <w:p>
+            <w:pPr>
+              <w:pStyle w:val="BodyText"/>
+              <w:spacing w:before="9"/>
+              <w:jc w:val="center"/>
+              <w:rPr>
+                <w:bCs/>
+              </w:rPr>
+            </w:pPr>
+            <w:r>
+              <w:rPr>
+                <w:bCs/>
+              </w:rPr>
+              <w:t>1</w:t>
+            </w:r>
+            <w:r>
+              <w:rPr>
+                <w:bCs/>
+              </w:rPr>
+              <w:t>6</w:t>
+            </w:r>
+          </w:p>
+        </w:tc>
+        <w:tc>
+          <w:tcPr>
+            <w:tcW w:w="2350" w:type="dxa"/>
+          </w:tcPr>
+          <w:p>
+            <w:pPr>
+              <w:pStyle w:val="BodyText"/>
+              <w:spacing w:before="9"/>
+              <w:jc w:val="center"/>
+            </w:pPr>
+            <w:r>
+              <w:t>Probe</w:t>
+            </w:r>
+          </w:p>
+        </w:tc>
+        <w:tc>
+          <w:tcPr>
+            <w:tcW w:w="2395" w:type="dxa"/>
+          </w:tcPr>
+          <w:p>
+            <w:pPr>
+              <w:pStyle w:val="BodyText"/>
+              <w:spacing w:before="9"/>
+              <w:jc w:val="center"/>
+            </w:pPr>
+            <w:r>
+              <w:t>Manual</w:t>
+            </w:r>
+          </w:p>
+        </w:tc>
+        <w:tc>
+          <w:tcPr>
+            <w:tcW w:w="2000" w:type="dxa"/>
+          </w:tcPr>
+          <w:p>
+            <w:pPr>
+              <w:pStyle w:val="BodyText"/>
+              <w:spacing w:before="9"/>
+              <w:jc w:val="center"/>
+            </w:pPr>
+            <w:r>
+              <w:t>low</w:t>
+            </w:r>
+          </w:p>
+        </w:tc>
+      </w:tr>
+      <w:tr>
+        <w:tc>
+          <w:tcPr>
+            <w:tcW w:w="2485" w:type="dxa"/>
+          </w:tcPr>
+          <w:p>
+            <w:pPr>
+              <w:pStyle w:val="BodyText"/>
+              <w:spacing w:before="9"/>
+              <w:jc w:val="center"/>
+              <w:rPr>
+                <w:bCs/>
+              </w:rPr>
+            </w:pPr>
+            <w:r>
+              <w:rPr>
+                <w:bCs/>
+              </w:rPr>
+              <w:t>17</w:t>
+            </w:r>
+          </w:p>
+        </w:tc>
+        <w:tc>
+          <w:tcPr>
+            <w:tcW w:w="2350" w:type="dxa"/>
+          </w:tcPr>
+          <w:p>
+            <w:pPr>
+              <w:pStyle w:val="BodyText"/>
+              <w:spacing w:before="9"/>
+              <w:jc w:val="center"/>
+            </w:pPr>
+            <w:r>
               <w:t>Complete</w:t>
             </w:r>
           </w:p>
         </w:tc>
         <w:tc>
           <w:tcPr>
-            <w:tcW w:w="3077" w:type="dxa"/>
-          </w:tcPr>
-          <w:p>
-            <w:pPr>
-              <w:pStyle w:val="BodyText"/>
-              <w:spacing w:before="9"/>
-              <w:jc w:val="center"/>
-              <w:rPr>
-                <w:b/>
-              </w:rPr>
+            <w:tcW w:w="2395" w:type="dxa"/>
+          </w:tcPr>
+          <w:p>
+            <w:pPr>
+              <w:pStyle w:val="BodyText"/>
+              <w:spacing w:before="9"/>
+              <w:jc w:val="center"/>
+            </w:pPr>
+            <w:r>
+              <w:t>Manual</w:t>
+            </w:r>
+          </w:p>
+        </w:tc>
+        <w:tc>
+          <w:tcPr>
+            <w:tcW w:w="2000" w:type="dxa"/>
+          </w:tcPr>
+          <w:p>
+            <w:pPr>
+              <w:pStyle w:val="BodyText"/>
+              <w:spacing w:before="9"/>
+              <w:jc w:val="center"/>
+            </w:pPr>
+            <w:r>
+              <w:t>Vhigh</w:t>
+            </w:r>
+          </w:p>
+        </w:tc>
+      </w:tr>
+      <w:tr>
+        <w:tc>
+          <w:tcPr>
+            <w:tcW w:w="2485" w:type="dxa"/>
+          </w:tcPr>
+          <w:p>
+            <w:pPr>
+              <w:pStyle w:val="BodyText"/>
+              <w:spacing w:before="9"/>
+              <w:jc w:val="center"/>
+              <w:rPr>
+                <w:bCs/>
+              </w:rPr>
+            </w:pPr>
+            <w:r>
+              <w:rPr>
+                <w:bCs/>
+              </w:rPr>
+              <w:t>18</w:t>
+            </w:r>
+          </w:p>
+        </w:tc>
+        <w:tc>
+          <w:tcPr>
+            <w:tcW w:w="2350" w:type="dxa"/>
+          </w:tcPr>
+          <w:p>
+            <w:pPr>
+              <w:pStyle w:val="BodyText"/>
+              <w:spacing w:before="9"/>
+              <w:jc w:val="center"/>
+            </w:pPr>
+            <w:r>
+              <w:t>Complete</w:t>
+            </w:r>
+          </w:p>
+        </w:tc>
+        <w:tc>
+          <w:tcPr>
+            <w:tcW w:w="2395" w:type="dxa"/>
+          </w:tcPr>
+          <w:p>
+            <w:pPr>
+              <w:pStyle w:val="BodyText"/>
+              <w:spacing w:before="9"/>
+              <w:jc w:val="center"/>
             </w:pPr>
             <w:r>
               <w:t>Library</w:t>
+            </w:r>
+          </w:p>
+        </w:tc>
+        <w:tc>
+          <w:tcPr>
+            <w:tcW w:w="2000" w:type="dxa"/>
+          </w:tcPr>
+          <w:p>
+            <w:pPr>
+              <w:pStyle w:val="BodyText"/>
+              <w:spacing w:before="9"/>
+              <w:jc w:val="center"/>
+            </w:pPr>
+            <w:r>
+              <w:t>Vhigh</w:t>
+            </w:r>
+          </w:p>
+        </w:tc>
+      </w:tr>
+      <w:tr>
+        <w:tc>
+          <w:tcPr>
+            <w:tcW w:w="2485" w:type="dxa"/>
+          </w:tcPr>
+          <w:p>
+            <w:pPr>
+              <w:pStyle w:val="BodyText"/>
+              <w:spacing w:before="9"/>
+              <w:jc w:val="center"/>
+              <w:rPr>
+                <w:bCs/>
+              </w:rPr>
+            </w:pPr>
+            <w:r>
+              <w:rPr>
+                <w:bCs/>
+              </w:rPr>
+              <w:t>19</w:t>
+            </w:r>
+          </w:p>
+        </w:tc>
+        <w:tc>
+          <w:tcPr>
+            <w:tcW w:w="2350" w:type="dxa"/>
+          </w:tcPr>
+          <w:p>
+            <w:pPr>
+              <w:pStyle w:val="BodyText"/>
+              <w:spacing w:before="9"/>
+              <w:jc w:val="center"/>
+            </w:pPr>
+            <w:r>
+              <w:t>Complete</w:t>
+            </w:r>
+          </w:p>
+        </w:tc>
+        <w:tc>
+          <w:tcPr>
+            <w:tcW w:w="2395" w:type="dxa"/>
+          </w:tcPr>
+          <w:p>
+            <w:pPr>
+              <w:pStyle w:val="BodyText"/>
+              <w:spacing w:before="9"/>
+              <w:jc w:val="center"/>
+            </w:pPr>
+            <w:r>
+              <w:t>Manual</w:t>
+            </w:r>
+          </w:p>
+        </w:tc>
+        <w:tc>
+          <w:tcPr>
+            <w:tcW w:w="2000" w:type="dxa"/>
+          </w:tcPr>
+          <w:p>
+            <w:pPr>
+              <w:pStyle w:val="BodyText"/>
+              <w:spacing w:before="9"/>
+              <w:jc w:val="center"/>
+            </w:pPr>
+            <w:r>
+              <w:t>high</w:t>
+            </w:r>
+          </w:p>
+        </w:tc>
+      </w:tr>
+      <w:tr>
+        <w:tc>
+          <w:tcPr>
+            <w:tcW w:w="2485" w:type="dxa"/>
+          </w:tcPr>
+          <w:p>
+            <w:pPr>
+              <w:pStyle w:val="BodyText"/>
+              <w:spacing w:before="9"/>
+              <w:jc w:val="center"/>
+              <w:rPr>
+                <w:bCs/>
+              </w:rPr>
+            </w:pPr>
+            <w:r>
+              <w:rPr>
+                <w:bCs/>
+              </w:rPr>
+              <w:t>20</w:t>
+            </w:r>
+          </w:p>
+        </w:tc>
+        <w:tc>
+          <w:tcPr>
+            <w:tcW w:w="2350" w:type="dxa"/>
+          </w:tcPr>
+          <w:p>
+            <w:pPr>
+              <w:pStyle w:val="BodyText"/>
+              <w:spacing w:before="9"/>
+              <w:jc w:val="center"/>
+            </w:pPr>
+            <w:r>
+              <w:t>Complete</w:t>
+            </w:r>
+          </w:p>
+        </w:tc>
+        <w:tc>
+          <w:tcPr>
+            <w:tcW w:w="2395" w:type="dxa"/>
+          </w:tcPr>
+          <w:p>
+            <w:pPr>
+              <w:pStyle w:val="BodyText"/>
+              <w:spacing w:before="9"/>
+              <w:jc w:val="center"/>
+            </w:pPr>
+            <w:r>
+              <w:t>Library</w:t>
+            </w:r>
+          </w:p>
+        </w:tc>
+        <w:tc>
+          <w:tcPr>
+            <w:tcW w:w="2000" w:type="dxa"/>
+          </w:tcPr>
+          <w:p>
+            <w:pPr>
+              <w:pStyle w:val="BodyText"/>
+              <w:spacing w:before="9"/>
+              <w:jc w:val="center"/>
+            </w:pPr>
+            <w:r>
+              <w:t>high</w:t>
+            </w:r>
+          </w:p>
+        </w:tc>
+      </w:tr>
+      <w:tr>
+        <w:tc>
+          <w:tcPr>
+            <w:tcW w:w="2485" w:type="dxa"/>
+          </w:tcPr>
+          <w:p>
+            <w:pPr>
+              <w:pStyle w:val="BodyText"/>
+              <w:spacing w:before="9"/>
+              <w:jc w:val="center"/>
+              <w:rPr>
+                <w:bCs/>
+              </w:rPr>
+            </w:pPr>
+            <w:r>
+              <w:rPr>
+                <w:bCs/>
+              </w:rPr>
+              <w:t>21</w:t>
+            </w:r>
+          </w:p>
+        </w:tc>
+        <w:tc>
+          <w:tcPr>
+            <w:tcW w:w="2350" w:type="dxa"/>
+          </w:tcPr>
+          <w:p>
+            <w:pPr>
+              <w:pStyle w:val="BodyText"/>
+              <w:spacing w:before="9"/>
+              <w:jc w:val="center"/>
+            </w:pPr>
+            <w:r>
+              <w:t>Complete</w:t>
+            </w:r>
+          </w:p>
+        </w:tc>
+        <w:tc>
+          <w:tcPr>
+            <w:tcW w:w="2395" w:type="dxa"/>
+          </w:tcPr>
+          <w:p>
+            <w:pPr>
+              <w:pStyle w:val="BodyText"/>
+              <w:spacing w:before="9"/>
+              <w:jc w:val="center"/>
+            </w:pPr>
+            <w:r>
+              <w:t>Manual</w:t>
+            </w:r>
+          </w:p>
+        </w:tc>
+        <w:tc>
+          <w:tcPr>
+            <w:tcW w:w="2000" w:type="dxa"/>
+          </w:tcPr>
+          <w:p>
+            <w:pPr>
+              <w:pStyle w:val="BodyText"/>
+              <w:spacing w:before="9"/>
+              <w:jc w:val="center"/>
+            </w:pPr>
+            <w:r>
+              <w:t>med</w:t>
+            </w:r>
+          </w:p>
+        </w:tc>
+      </w:tr>
+      <w:tr>
+        <w:tc>
+          <w:tcPr>
+            <w:tcW w:w="2485" w:type="dxa"/>
+          </w:tcPr>
+          <w:p>
+            <w:pPr>
+              <w:pStyle w:val="BodyText"/>
+              <w:spacing w:before="9"/>
+              <w:jc w:val="center"/>
+              <w:rPr>
+                <w:bCs/>
+              </w:rPr>
+            </w:pPr>
+            <w:r>
+              <w:rPr>
+                <w:bCs/>
+              </w:rPr>
+              <w:t>22</w:t>
+            </w:r>
+          </w:p>
+        </w:tc>
+        <w:tc>
+          <w:tcPr>
+            <w:tcW w:w="2350" w:type="dxa"/>
+          </w:tcPr>
+          <w:p>
+            <w:pPr>
+              <w:pStyle w:val="BodyText"/>
+              <w:spacing w:before="9"/>
+              <w:jc w:val="center"/>
+            </w:pPr>
+            <w:r>
+              <w:t>Complete</w:t>
+            </w:r>
+          </w:p>
+        </w:tc>
+        <w:tc>
+          <w:tcPr>
+            <w:tcW w:w="2395" w:type="dxa"/>
+          </w:tcPr>
+          <w:p>
+            <w:pPr>
+              <w:pStyle w:val="BodyText"/>
+              <w:spacing w:before="9"/>
+              <w:jc w:val="center"/>
+            </w:pPr>
+            <w:r>
+              <w:t>Manual</w:t>
+            </w:r>
+          </w:p>
+        </w:tc>
+        <w:tc>
+          <w:tcPr>
+            <w:tcW w:w="2000" w:type="dxa"/>
+          </w:tcPr>
+          <w:p>
+            <w:pPr>
+              <w:pStyle w:val="BodyText"/>
+              <w:spacing w:before="9"/>
+              <w:jc w:val="center"/>
+            </w:pPr>
+            <w:r>
+              <w:t>med</w:t>
+            </w:r>
+          </w:p>
+        </w:tc>
+      </w:tr>
+      <w:tr>
+        <w:tc>
+          <w:tcPr>
+            <w:tcW w:w="2485" w:type="dxa"/>
+          </w:tcPr>
+          <w:p>
+            <w:pPr>
+              <w:pStyle w:val="BodyText"/>
+              <w:spacing w:before="9"/>
+              <w:jc w:val="center"/>
+              <w:rPr>
+                <w:bCs/>
+              </w:rPr>
+            </w:pPr>
+            <w:r>
+              <w:rPr>
+                <w:bCs/>
+              </w:rPr>
+              <w:t>23</w:t>
+            </w:r>
+          </w:p>
+        </w:tc>
+        <w:tc>
+          <w:tcPr>
+            <w:tcW w:w="2350" w:type="dxa"/>
+          </w:tcPr>
+          <w:p>
+            <w:pPr>
+              <w:pStyle w:val="BodyText"/>
+              <w:spacing w:before="9"/>
+              <w:jc w:val="center"/>
+            </w:pPr>
+            <w:r>
+              <w:t>Complete</w:t>
+            </w:r>
+          </w:p>
+        </w:tc>
+        <w:tc>
+          <w:tcPr>
+            <w:tcW w:w="2395" w:type="dxa"/>
+          </w:tcPr>
+          <w:p>
+            <w:pPr>
+              <w:pStyle w:val="BodyText"/>
+              <w:spacing w:before="9"/>
+              <w:jc w:val="center"/>
+            </w:pPr>
+            <w:r>
+              <w:t>Library</w:t>
+            </w:r>
+          </w:p>
+        </w:tc>
+        <w:tc>
+          <w:tcPr>
+            <w:tcW w:w="2000" w:type="dxa"/>
+          </w:tcPr>
+          <w:p>
+            <w:pPr>
+              <w:pStyle w:val="BodyText"/>
+              <w:spacing w:before="9"/>
+              <w:jc w:val="center"/>
+            </w:pPr>
+            <w:r>
+              <w:t>low</w:t>
+            </w:r>
+          </w:p>
+        </w:tc>
+      </w:tr>
+      <w:tr>
+        <w:tc>
+          <w:tcPr>
+            <w:tcW w:w="2485" w:type="dxa"/>
+          </w:tcPr>
+          <w:p>
+            <w:pPr>
+              <w:pStyle w:val="BodyText"/>
+              <w:spacing w:before="9"/>
+              <w:jc w:val="center"/>
+              <w:rPr>
+                <w:bCs/>
+              </w:rPr>
+            </w:pPr>
+            <w:r>
+              <w:rPr>
+                <w:bCs/>
+              </w:rPr>
+              <w:t>24</w:t>
+            </w:r>
+          </w:p>
+        </w:tc>
+        <w:tc>
+          <w:tcPr>
+            <w:tcW w:w="2350" w:type="dxa"/>
+          </w:tcPr>
+          <w:p>
+            <w:pPr>
+              <w:pStyle w:val="BodyText"/>
+              <w:spacing w:before="9"/>
+              <w:jc w:val="center"/>
+            </w:pPr>
+            <w:r>
+              <w:t>Complete</w:t>
+            </w:r>
+          </w:p>
+        </w:tc>
+        <w:tc>
+          <w:tcPr>
+            <w:tcW w:w="2395" w:type="dxa"/>
+          </w:tcPr>
+          <w:p>
+            <w:pPr>
+              <w:pStyle w:val="BodyText"/>
+              <w:spacing w:before="9"/>
+              <w:jc w:val="center"/>
+            </w:pPr>
+            <w:r>
+              <w:t>Manual</w:t>
+            </w:r>
+          </w:p>
+        </w:tc>
+        <w:tc>
+          <w:tcPr>
+            <w:tcW w:w="2000" w:type="dxa"/>
+          </w:tcPr>
+          <w:p>
+            <w:pPr>
+              <w:pStyle w:val="BodyText"/>
+              <w:spacing w:before="9"/>
+              <w:jc w:val="center"/>
+            </w:pPr>
+            <w:r>
+              <w:t>low</w:t>
             </w:r>
           </w:p>
         </w:tc>
@@ -1505,439 +2954,359 @@
         <w:pStyle w:val="BodyText"/>
         <w:spacing w:before="2"/>
         <w:rPr>
-          <w:b/>
-          <w:sz w:val="29"/>
-        </w:rPr>
-      </w:pPr>
-    </w:p>
-    <w:p>
-      <w:pPr>
-        <w:pStyle w:val="BodyText"/>
-        <w:rPr>
-          <w:sz w:val="20"/>
-        </w:rPr>
-      </w:pPr>
-    </w:p>
-    <w:p>
-      <w:pPr>
-        <w:pStyle w:val="BodyText"/>
-        <w:rPr>
-          <w:sz w:val="20"/>
-        </w:rPr>
-      </w:pPr>
-    </w:p>
-    <w:p>
-      <w:pPr>
-        <w:pStyle w:val="BodyText"/>
-        <w:rPr>
-          <w:sz w:val="20"/>
-        </w:rPr>
-      </w:pPr>
-    </w:p>
-    <w:p>
-      <w:pPr>
-        <w:pStyle w:val="BodyText"/>
-        <w:rPr>
-          <w:sz w:val="20"/>
-        </w:rPr>
-      </w:pPr>
-    </w:p>
-    <w:p>
-      <w:pPr>
-        <w:pStyle w:val="BodyText"/>
-        <w:rPr>
-          <w:sz w:val="20"/>
-        </w:rPr>
-      </w:pPr>
-    </w:p>
-    <w:p>
-      <w:pPr>
-        <w:pStyle w:val="BodyText"/>
-        <w:rPr>
-          <w:sz w:val="20"/>
-        </w:rPr>
-      </w:pPr>
-    </w:p>
-    <w:p>
-      <w:pPr>
-        <w:pStyle w:val="BodyText"/>
-        <w:rPr>
-          <w:sz w:val="20"/>
-        </w:rPr>
-      </w:pPr>
-    </w:p>
-    <w:p>
-      <w:pPr>
-        <w:pStyle w:val="BodyText"/>
-        <w:rPr>
-          <w:sz w:val="20"/>
-        </w:rPr>
-      </w:pPr>
-    </w:p>
-    <w:p>
-      <w:pPr>
-        <w:pStyle w:val="BodyText"/>
-        <w:rPr>
-          <w:sz w:val="20"/>
-        </w:rPr>
-      </w:pPr>
-    </w:p>
-    <w:p>
-      <w:pPr>
-        <w:pStyle w:val="BodyText"/>
-        <w:rPr>
-          <w:sz w:val="20"/>
-        </w:rPr>
-      </w:pPr>
-    </w:p>
-    <w:p>
-      <w:pPr>
-        <w:pStyle w:val="BodyText"/>
-        <w:rPr>
-          <w:sz w:val="20"/>
-        </w:rPr>
-      </w:pPr>
-    </w:p>
-    <w:p>
-      <w:pPr>
-        <w:pStyle w:val="BodyText"/>
-        <w:rPr>
-          <w:sz w:val="20"/>
-        </w:rPr>
-      </w:pPr>
-    </w:p>
-    <w:p>
-      <w:pPr>
-        <w:pStyle w:val="BodyText"/>
-        <w:rPr>
-          <w:sz w:val="20"/>
-        </w:rPr>
-      </w:pPr>
-    </w:p>
-    <w:p>
-      <w:pPr>
-        <w:pStyle w:val="BodyText"/>
-        <w:rPr>
-          <w:sz w:val="20"/>
-        </w:rPr>
-      </w:pPr>
-    </w:p>
-    <w:p>
-      <w:pPr>
-        <w:pStyle w:val="BodyText"/>
-        <w:rPr>
-          <w:sz w:val="20"/>
-        </w:rPr>
-      </w:pPr>
-    </w:p>
-    <w:p>
-      <w:pPr>
-        <w:pStyle w:val="BodyText"/>
-        <w:rPr>
-          <w:sz w:val="20"/>
-        </w:rPr>
-      </w:pPr>
-    </w:p>
-    <w:p>
-      <w:pPr>
-        <w:pStyle w:val="BodyText"/>
-        <w:rPr>
-          <w:sz w:val="20"/>
-        </w:rPr>
-      </w:pPr>
-    </w:p>
-    <w:p>
-      <w:pPr>
-        <w:pStyle w:val="BodyText"/>
-        <w:rPr>
-          <w:sz w:val="20"/>
-        </w:rPr>
-      </w:pPr>
-    </w:p>
-    <w:p>
-      <w:pPr>
-        <w:pStyle w:val="BodyText"/>
-        <w:rPr>
-          <w:sz w:val="20"/>
-        </w:rPr>
-      </w:pPr>
-    </w:p>
-    <w:p>
-      <w:pPr>
-        <w:pStyle w:val="BodyText"/>
-        <w:rPr>
-          <w:sz w:val="20"/>
-        </w:rPr>
-      </w:pPr>
-    </w:p>
-    <w:p>
-      <w:pPr>
-        <w:pStyle w:val="BodyText"/>
-        <w:rPr>
-          <w:sz w:val="20"/>
-        </w:rPr>
-      </w:pPr>
-    </w:p>
-    <w:p>
-      <w:pPr>
-        <w:pStyle w:val="BodyText"/>
-        <w:rPr>
-          <w:sz w:val="20"/>
-        </w:rPr>
-      </w:pPr>
-    </w:p>
-    <w:p>
-      <w:pPr>
-        <w:pStyle w:val="BodyText"/>
-        <w:rPr>
-          <w:sz w:val="20"/>
-        </w:rPr>
-      </w:pPr>
-    </w:p>
-    <w:p>
-      <w:pPr>
-        <w:pStyle w:val="BodyText"/>
-        <w:rPr>
-          <w:sz w:val="20"/>
-        </w:rPr>
-      </w:pPr>
-    </w:p>
-    <w:p>
-      <w:pPr>
-        <w:pStyle w:val="BodyText"/>
-        <w:rPr>
-          <w:sz w:val="20"/>
-        </w:rPr>
-      </w:pPr>
-    </w:p>
-    <w:p>
-      <w:pPr>
-        <w:pStyle w:val="BodyText"/>
-        <w:rPr>
-          <w:sz w:val="20"/>
-        </w:rPr>
-      </w:pPr>
-    </w:p>
-    <w:p>
-      <w:pPr>
-        <w:pStyle w:val="BodyText"/>
-        <w:rPr>
-          <w:sz w:val="20"/>
-        </w:rPr>
-      </w:pPr>
-    </w:p>
-    <w:p>
-      <w:pPr>
-        <w:pStyle w:val="BodyText"/>
-        <w:rPr>
-          <w:sz w:val="20"/>
-        </w:rPr>
-      </w:pPr>
-    </w:p>
-    <w:p>
-      <w:pPr>
-        <w:pStyle w:val="BodyText"/>
-        <w:rPr>
-          <w:sz w:val="20"/>
-        </w:rPr>
-      </w:pPr>
-    </w:p>
-    <w:p>
-      <w:pPr>
-        <w:pStyle w:val="BodyText"/>
-        <w:rPr>
-          <w:sz w:val="20"/>
-        </w:rPr>
-      </w:pPr>
-    </w:p>
-    <w:p>
-      <w:pPr>
-        <w:pStyle w:val="BodyText"/>
-        <w:rPr>
-          <w:sz w:val="20"/>
-        </w:rPr>
-      </w:pPr>
-    </w:p>
-    <w:p>
-      <w:pPr>
-        <w:pStyle w:val="BodyText"/>
-        <w:rPr>
-          <w:sz w:val="20"/>
-        </w:rPr>
-      </w:pPr>
-    </w:p>
-    <w:p>
-      <w:pPr>
-        <w:pStyle w:val="BodyText"/>
-        <w:rPr>
-          <w:sz w:val="20"/>
-        </w:rPr>
-      </w:pPr>
-    </w:p>
-    <w:p>
-      <w:pPr>
-        <w:pStyle w:val="BodyText"/>
-        <w:rPr>
-          <w:sz w:val="20"/>
-        </w:rPr>
-      </w:pPr>
-    </w:p>
-    <w:p>
-      <w:pPr>
-        <w:pStyle w:val="BodyText"/>
-        <w:rPr>
-          <w:sz w:val="20"/>
-        </w:rPr>
-      </w:pPr>
-    </w:p>
-    <w:p>
-      <w:pPr>
-        <w:pStyle w:val="BodyText"/>
-        <w:rPr>
-          <w:sz w:val="20"/>
-        </w:rPr>
-      </w:pPr>
-    </w:p>
-    <w:p>
-      <w:pPr>
-        <w:pStyle w:val="BodyText"/>
-        <w:rPr>
-          <w:sz w:val="20"/>
-        </w:rPr>
-      </w:pPr>
-    </w:p>
-    <w:p>
-      <w:pPr>
-        <w:pStyle w:val="BodyText"/>
-        <w:rPr>
-          <w:sz w:val="20"/>
-        </w:rPr>
-      </w:pPr>
-    </w:p>
-    <w:p>
-      <w:pPr>
-        <w:pStyle w:val="BodyText"/>
-        <w:rPr>
-          <w:sz w:val="20"/>
-        </w:rPr>
-      </w:pPr>
-    </w:p>
-    <w:p>
-      <w:pPr>
-        <w:pStyle w:val="BodyText"/>
-        <w:rPr>
-          <w:sz w:val="20"/>
-        </w:rPr>
-      </w:pPr>
-    </w:p>
-    <w:p>
-      <w:pPr>
-        <w:pStyle w:val="BodyText"/>
-        <w:rPr>
-          <w:sz w:val="20"/>
-        </w:rPr>
-      </w:pPr>
-    </w:p>
-    <w:p>
-      <w:pPr>
-        <w:pStyle w:val="BodyText"/>
-        <w:rPr>
-          <w:sz w:val="20"/>
-        </w:rPr>
-      </w:pPr>
-    </w:p>
-    <w:p>
-      <w:pPr>
-        <w:pStyle w:val="BodyText"/>
-        <w:rPr>
-          <w:sz w:val="20"/>
-        </w:rPr>
-      </w:pPr>
-    </w:p>
-    <w:p>
-      <w:pPr>
-        <w:pStyle w:val="BodyText"/>
-        <w:spacing w:before="10"/>
-        <w:rPr>
-          <w:sz w:val="17"/>
-        </w:rPr>
-      </w:pPr>
-      <w:r>
-        <w:rPr>
-          <w:noProof/>
-        </w:rPr>
-        <mc:AlternateContent>
-          <mc:Choice Requires="wps">
-            <w:drawing>
-              <wp:anchor distT="0" distB="0" distL="0" distR="0" simplePos="0" relativeHeight="251658240" behindDoc="1" locked="0" layoutInCell="1" allowOverlap="1" wp14:anchorId="727A7145" wp14:editId="5DAFDB9A">
-                <wp:simplePos x="0" y="0"/>
-                <wp:positionH relativeFrom="page">
-                  <wp:posOffset>915035</wp:posOffset>
-                </wp:positionH>
-                <wp:positionV relativeFrom="paragraph">
-                  <wp:posOffset>160655</wp:posOffset>
-                </wp:positionV>
-                <wp:extent cx="1830705" cy="0"/>
-                <wp:effectExtent l="0" t="0" r="0" b="0"/>
-                <wp:wrapTopAndBottom/>
-                <wp:docPr id="2" name="Line 2"/>
-                <wp:cNvGraphicFramePr>
-                  <a:graphicFrameLocks xmlns:a="http://schemas.openxmlformats.org/drawingml/2006/main"/>
-                </wp:cNvGraphicFramePr>
-                <a:graphic xmlns:a="http://schemas.openxmlformats.org/drawingml/2006/main">
-                  <a:graphicData uri="http://schemas.microsoft.com/office/word/2010/wordprocessingShape">
-                    <wps:wsp>
-                      <wps:cNvCnPr>
-                        <a:cxnSpLocks noChangeShapeType="1"/>
-                      </wps:cNvCnPr>
-                      <wps:spPr bwMode="auto">
-                        <a:xfrm>
-                          <a:off x="0" y="0"/>
-                          <a:ext cx="1830705" cy="0"/>
-                        </a:xfrm>
-                        <a:prstGeom prst="line">
-                          <a:avLst/>
-                        </a:prstGeom>
-                        <a:noFill/>
-                        <a:ln w="9533">
-                          <a:solidFill>
-                            <a:srgbClr val="000000"/>
-                          </a:solidFill>
-                          <a:prstDash val="solid"/>
-                          <a:round/>
-                          <a:headEnd/>
-                          <a:tailEnd/>
-                        </a:ln>
-                        <a:extLst>
-                          <a:ext uri="{909E8E84-426E-40DD-AFC4-6F175D3DCCD1}">
-                            <a14:hiddenFill xmlns:a14="http://schemas.microsoft.com/office/drawing/2010/main">
-                              <a:noFill/>
-                            </a14:hiddenFill>
-                          </a:ext>
-                        </a:extLst>
-                      </wps:spPr>
-                      <wps:bodyPr/>
-                    </wps:wsp>
-                  </a:graphicData>
-                </a:graphic>
-                <wp14:sizeRelH relativeFrom="page">
-                  <wp14:pctWidth>0</wp14:pctWidth>
-                </wp14:sizeRelH>
-                <wp14:sizeRelV relativeFrom="page">
-                  <wp14:pctHeight>0</wp14:pctHeight>
-                </wp14:sizeRelV>
-              </wp:anchor>
-            </w:drawing>
-          </mc:Choice>
-          <mc:Fallback>
-            <w:pict>
-              <v:line w14:anchorId="0A142CC6" id="Line 2" o:spid="_x0000_s1026" style="position:absolute;z-index:-251658240;visibility:visible;mso-wrap-style:square;mso-width-percent:0;mso-height-percent:0;mso-wrap-distance-left:0;mso-wrap-distance-top:0;mso-wrap-distance-right:0;mso-wrap-distance-bottom:0;mso-position-horizontal:absolute;mso-position-horizontal-relative:page;mso-position-vertical:absolute;mso-position-vertical-relative:text;mso-width-percent:0;mso-height-percent:0;mso-width-relative:page;mso-height-relative:page" from="72.05pt,12.65pt" to="216.2pt,12.65pt" o:gfxdata="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" strokeweight=".26481mm">
-                <w10:wrap type="topAndBottom" anchorx="page"/>
-              </v:line>
-            </w:pict>
-          </mc:Fallback>
-        </mc:AlternateContent>
-      </w:r>
+          <w:bCs/>
+        </w:rPr>
+      </w:pPr>
+      <w:r>
+        <w:rPr>
+          <w:bCs/>
+        </w:rPr>
+        <w:t>Repeticiones por tratamiento: 1000</w:t>
+      </w:r>
+    </w:p>
+    <w:p>
+      <w:pPr>
+        <w:pStyle w:val="BodyText"/>
+        <w:rPr>
+          <w:sz w:val="20"/>
+        </w:rPr>
+      </w:pPr>
+    </w:p>
+    <w:p>
+      <w:pPr>
+        <w:pStyle w:val="BodyText"/>
+        <w:rPr>
+          <w:sz w:val="20"/>
+        </w:rPr>
+      </w:pPr>
+    </w:p>
+    <w:p>
+      <w:pPr>
+        <w:pStyle w:val="BodyText"/>
+        <w:rPr>
+          <w:sz w:val="20"/>
+        </w:rPr>
+      </w:pPr>
+    </w:p>
+    <w:p>
+      <w:pPr>
+        <w:pStyle w:val="BodyText"/>
+        <w:rPr>
+          <w:sz w:val="20"/>
+        </w:rPr>
+      </w:pPr>
+    </w:p>
+    <w:p>
+      <w:pPr>
+        <w:pStyle w:val="BodyText"/>
+        <w:rPr>
+          <w:sz w:val="20"/>
+        </w:rPr>
+      </w:pPr>
+    </w:p>
+    <w:p>
+      <w:pPr>
+        <w:pStyle w:val="BodyText"/>
+        <w:rPr>
+          <w:sz w:val="20"/>
+        </w:rPr>
+      </w:pPr>
+    </w:p>
+    <w:p>
+      <w:pPr>
+        <w:pStyle w:val="BodyText"/>
+        <w:rPr>
+          <w:sz w:val="20"/>
+        </w:rPr>
+      </w:pPr>
+    </w:p>
+    <w:p>
+      <w:pPr>
+        <w:pStyle w:val="BodyText"/>
+        <w:rPr>
+          <w:sz w:val="20"/>
+        </w:rPr>
+      </w:pPr>
+    </w:p>
+    <w:p>
+      <w:pPr>
+        <w:pStyle w:val="BodyText"/>
+        <w:rPr>
+          <w:sz w:val="20"/>
+        </w:rPr>
+      </w:pPr>
+    </w:p>
+    <w:p>
+      <w:pPr>
+        <w:pStyle w:val="BodyText"/>
+        <w:rPr>
+          <w:sz w:val="20"/>
+        </w:rPr>
+      </w:pPr>
+    </w:p>
+    <w:p>
+      <w:pPr>
+        <w:pStyle w:val="BodyText"/>
+        <w:rPr>
+          <w:sz w:val="20"/>
+        </w:rPr>
+      </w:pPr>
+    </w:p>
+    <w:p>
+      <w:pPr>
+        <w:pStyle w:val="BodyText"/>
+        <w:rPr>
+          <w:sz w:val="20"/>
+        </w:rPr>
+      </w:pPr>
+    </w:p>
+    <w:p>
+      <w:pPr>
+        <w:pStyle w:val="BodyText"/>
+        <w:rPr>
+          <w:sz w:val="20"/>
+        </w:rPr>
+      </w:pPr>
+    </w:p>
+    <w:p>
+      <w:pPr>
+        <w:pStyle w:val="BodyText"/>
+        <w:rPr>
+          <w:sz w:val="20"/>
+        </w:rPr>
+      </w:pPr>
+    </w:p>
+    <w:p>
+      <w:pPr>
+        <w:pStyle w:val="BodyText"/>
+        <w:rPr>
+          <w:sz w:val="20"/>
+        </w:rPr>
+      </w:pPr>
+    </w:p>
+    <w:p>
+      <w:pPr>
+        <w:pStyle w:val="BodyText"/>
+        <w:rPr>
+          <w:sz w:val="20"/>
+        </w:rPr>
+      </w:pPr>
+    </w:p>
+    <w:p>
+      <w:pPr>
+        <w:pStyle w:val="BodyText"/>
+        <w:rPr>
+          <w:sz w:val="20"/>
+        </w:rPr>
+      </w:pPr>
+    </w:p>
+    <w:p>
+      <w:pPr>
+        <w:pStyle w:val="BodyText"/>
+        <w:rPr>
+          <w:sz w:val="20"/>
+        </w:rPr>
+      </w:pPr>
+    </w:p>
+    <w:p>
+      <w:pPr>
+        <w:pStyle w:val="BodyText"/>
+        <w:rPr>
+          <w:sz w:val="20"/>
+        </w:rPr>
+      </w:pPr>
+    </w:p>
+    <w:p>
+      <w:pPr>
+        <w:pStyle w:val="BodyText"/>
+        <w:rPr>
+          <w:sz w:val="20"/>
+        </w:rPr>
+      </w:pPr>
+    </w:p>
+    <w:p>
+      <w:pPr>
+        <w:pStyle w:val="BodyText"/>
+        <w:rPr>
+          <w:sz w:val="20"/>
+        </w:rPr>
+      </w:pPr>
+    </w:p>
+    <w:p>
+      <w:pPr>
+        <w:pStyle w:val="BodyText"/>
+        <w:rPr>
+          <w:sz w:val="20"/>
+        </w:rPr>
+      </w:pPr>
+    </w:p>
+    <w:p>
+      <w:pPr>
+        <w:pStyle w:val="BodyText"/>
+        <w:rPr>
+          <w:sz w:val="20"/>
+        </w:rPr>
+      </w:pPr>
+    </w:p>
+    <w:p>
+      <w:pPr>
+        <w:pStyle w:val="BodyText"/>
+        <w:rPr>
+          <w:sz w:val="20"/>
+        </w:rPr>
+      </w:pPr>
+    </w:p>
+    <w:p>
+      <w:pPr>
+        <w:pStyle w:val="BodyText"/>
+        <w:rPr>
+          <w:sz w:val="20"/>
+        </w:rPr>
+      </w:pPr>
+    </w:p>
+    <w:p>
+      <w:pPr>
+        <w:pStyle w:val="BodyText"/>
+        <w:rPr>
+          <w:sz w:val="20"/>
+        </w:rPr>
+      </w:pPr>
+    </w:p>
+    <w:p>
+      <w:pPr>
+        <w:pStyle w:val="BodyText"/>
+        <w:rPr>
+          <w:sz w:val="20"/>
+        </w:rPr>
+      </w:pPr>
+    </w:p>
+    <w:p>
+      <w:pPr>
+        <w:pStyle w:val="BodyText"/>
+        <w:rPr>
+          <w:sz w:val="20"/>
+        </w:rPr>
+      </w:pPr>
+    </w:p>
+    <w:p>
+      <w:pPr>
+        <w:pStyle w:val="BodyText"/>
+        <w:rPr>
+          <w:sz w:val="20"/>
+        </w:rPr>
+      </w:pPr>
+    </w:p>
+    <w:p>
+      <w:pPr>
+        <w:pStyle w:val="BodyText"/>
+        <w:rPr>
+          <w:sz w:val="20"/>
+        </w:rPr>
+      </w:pPr>
+    </w:p>
+    <w:p>
+      <w:pPr>
+        <w:pStyle w:val="BodyText"/>
+        <w:rPr>
+          <w:sz w:val="20"/>
+        </w:rPr>
+      </w:pPr>
+    </w:p>
+    <w:p>
+      <w:pPr>
+        <w:pStyle w:val="BodyText"/>
+        <w:rPr>
+          <w:sz w:val="20"/>
+        </w:rPr>
+      </w:pPr>
+    </w:p>
+    <w:p>
+      <w:pPr>
+        <w:pStyle w:val="BodyText"/>
+        <w:rPr>
+          <w:sz w:val="20"/>
+        </w:rPr>
+      </w:pPr>
+    </w:p>
+    <w:p>
+      <w:pPr>
+        <w:pStyle w:val="BodyText"/>
+        <w:rPr>
+          <w:sz w:val="20"/>
+        </w:rPr>
+      </w:pPr>
+    </w:p>
+    <w:p>
+      <w:pPr>
+        <w:pStyle w:val="BodyText"/>
+        <w:rPr>
+          <w:sz w:val="20"/>
+        </w:rPr>
+      </w:pPr>
+    </w:p>
+    <w:p>
+      <w:pPr>
+        <w:pStyle w:val="BodyText"/>
+        <w:rPr>
+          <w:sz w:val="20"/>
+        </w:rPr>
+      </w:pPr>
+    </w:p>
+    <w:p>
+      <w:pPr>
+        <w:pStyle w:val="BodyText"/>
+        <w:rPr>
+          <w:sz w:val="20"/>
+        </w:rPr>
+      </w:pPr>
+    </w:p>
+    <w:p>
+      <w:pPr>
+        <w:pStyle w:val="BodyText"/>
+        <w:rPr>
+          <w:sz w:val="20"/>
+        </w:rPr>
+      </w:pPr>
+    </w:p>
+    <w:p>
+      <w:pPr>
+        <w:pStyle w:val="BodyText"/>
+        <w:rPr>
+          <w:sz w:val="20"/>
+        </w:rPr>
+      </w:pPr>
+    </w:p>
+    <w:p>
+      <w:pPr>
+        <w:pStyle w:val="BodyText"/>
+        <w:rPr>
+          <w:sz w:val="20"/>
+        </w:rPr>
+      </w:pPr>
+    </w:p>
+    <w:p>
+      <w:pPr>
+        <w:pStyle w:val="BodyText"/>
+        <w:rPr>
+          <w:sz w:val="20"/>
+        </w:rPr>
+      </w:pPr>
+    </w:p>
+    <w:p>
+      <w:pPr>
+        <w:pStyle w:val="BodyText"/>
+        <w:rPr>
+          <w:sz w:val="20"/>
+        </w:rPr>
+      </w:pPr>
+    </w:p>
+    <w:p>
+      <w:pPr>
+        <w:pStyle w:val="BodyText"/>
+        <w:rPr>
+          <w:sz w:val="20"/>
+        </w:rPr>
+      </w:pPr>
     </w:p>
     <w:p>
       <w:pPr>

--- a/Capstone/Documentation/Analisis.docx
+++ b/Capstone/Documentation/Analisis.docx
@@ -503,37 +503,25 @@
         <w:rPr>
           <w:sz w:val="24"/>
         </w:rPr>
-        <w:t>Tipo de</w:t>
-      </w:r>
-      <w:r>
-        <w:rPr>
-          <w:sz w:val="24"/>
-        </w:rPr>
-        <w:t xml:space="preserve"> dataset (Incluye tanto el de prueba</w:t>
-      </w:r>
-      <w:r>
-        <w:rPr>
-          <w:sz w:val="24"/>
-        </w:rPr>
-        <w:t xml:space="preserve">, </w:t>
-      </w:r>
-      <w:r>
-        <w:rPr>
-          <w:sz w:val="24"/>
-        </w:rPr>
-        <w:t>el de entrenamiento</w:t>
-      </w:r>
-      <w:r>
-        <w:rPr>
-          <w:sz w:val="24"/>
-        </w:rPr>
-        <w:t xml:space="preserve"> y el dataset completo</w:t>
-      </w:r>
-      <w:r>
-        <w:rPr>
-          <w:sz w:val="24"/>
-        </w:rPr>
-        <w:t>).</w:t>
+        <w:t xml:space="preserve">El precio de compra del </w:t>
+      </w:r>
+      <w:r>
+        <w:rPr>
+          <w:sz w:val="24"/>
+        </w:rPr>
+        <w:t>vehículo</w:t>
+      </w:r>
+      <w:r>
+        <w:rPr>
+          <w:sz w:val="24"/>
+        </w:rPr>
+        <w:t xml:space="preserve"> (</w:t>
+      </w:r>
+      <w:r>
+        <w:rPr>
+          <w:sz w:val="24"/>
+        </w:rPr>
+        <w:t>en ambos casos el árbol de decisión toma este atributo como raíz principal, por ende, nos interesa saber que sucede con las demás variables entorno a los diferentes valores de BUYING).</w:t>
       </w:r>
     </w:p>
     <w:p>
@@ -555,25 +543,19 @@
         <w:rPr>
           <w:sz w:val="24"/>
         </w:rPr>
-        <w:t xml:space="preserve">El precio de compra del </w:t>
-      </w:r>
-      <w:r>
-        <w:rPr>
-          <w:sz w:val="24"/>
-        </w:rPr>
-        <w:t>vehículo</w:t>
-      </w:r>
-      <w:r>
-        <w:rPr>
-          <w:sz w:val="24"/>
-        </w:rPr>
-        <w:t xml:space="preserve"> (</w:t>
-      </w:r>
-      <w:r>
-        <w:rPr>
-          <w:sz w:val="24"/>
-        </w:rPr>
-        <w:t>en ambos casos el árbol de decisión toma este atributo como raíz principal, por ende, nos interesa saber que sucede con las demás variables entorno a los diferentes valores de BUYING).</w:t>
+        <w:t xml:space="preserve">El </w:t>
+      </w:r>
+      <w:r>
+        <w:rPr>
+          <w:sz w:val="24"/>
+        </w:rPr>
+        <w:t>árbol generado de acuerdo al dataset elegido donde se clasificarán los diferentes examples (training, probe)</w:t>
+      </w:r>
+      <w:r>
+        <w:rPr>
+          <w:sz w:val="24"/>
+        </w:rPr>
+        <w:t>.</w:t>
       </w:r>
     </w:p>
     <w:p>
@@ -596,7 +578,19 @@
         <w:rPr>
           <w:sz w:val="24"/>
         </w:rPr>
-        <w:t>Tipo de algoritmo para realizar la clasificación (Manual o de librería).</w:t>
+        <w:t>Tipo de algoritmo para realizar la clasificación (</w:t>
+      </w:r>
+      <w:r>
+        <w:rPr>
+          <w:sz w:val="24"/>
+        </w:rPr>
+        <w:t>m</w:t>
+      </w:r>
+      <w:r>
+        <w:rPr>
+          <w:sz w:val="24"/>
+        </w:rPr>
+        <w:t>anual o de librería).</w:t>
       </w:r>
     </w:p>
     <w:p>
@@ -666,7 +660,19 @@
         <w:rPr>
           <w:sz w:val="24"/>
         </w:rPr>
-        <w:t xml:space="preserve"> que </w:t>
+        <w:t xml:space="preserve"> </w:t>
+      </w:r>
+      <w:r>
+        <w:rPr>
+          <w:sz w:val="24"/>
+        </w:rPr>
+        <w:t xml:space="preserve">restantes </w:t>
+      </w:r>
+      <w:r>
+        <w:rPr>
+          <w:sz w:val="24"/>
+        </w:rPr>
+        <w:t xml:space="preserve">que </w:t>
       </w:r>
       <w:r>
         <w:rPr>
@@ -959,7 +965,7 @@
               <w:rPr>
                 <w:sz w:val="24"/>
               </w:rPr>
-              <w:t>Tipo de dataset</w:t>
+              <w:t>Precio del Vehículo</w:t>
             </w:r>
           </w:p>
         </w:tc>
@@ -980,7 +986,7 @@
               <w:rPr>
                 <w:sz w:val="24"/>
               </w:rPr>
-              <w:t>Training, Probe, Complete</w:t>
+              <w:t>Vhigh, high, med, low</w:t>
             </w:r>
           </w:p>
         </w:tc>
@@ -1005,7 +1011,7 @@
               <w:rPr>
                 <w:sz w:val="24"/>
               </w:rPr>
-              <w:t>Precio del vehículo</w:t>
+              <w:t>Árbol generado según dataset</w:t>
             </w:r>
           </w:p>
         </w:tc>
@@ -1026,7 +1032,13 @@
               <w:rPr>
                 <w:sz w:val="24"/>
               </w:rPr>
-              <w:t>Vhigh, high, med, low</w:t>
+              <w:t>Training</w:t>
+            </w:r>
+            <w:r>
+              <w:rPr>
+                <w:sz w:val="24"/>
+              </w:rPr>
+              <w:t xml:space="preserve"> o probe</w:t>
             </w:r>
           </w:p>
         </w:tc>
@@ -1106,7 +1118,66 @@
           <w:sz w:val="24"/>
         </w:rPr>
         <w:lastRenderedPageBreak/>
-        <w:t>Tratamientos</w:t>
+        <w:t>Tratamiento</w:t>
+      </w:r>
+      <w:r>
+        <w:rPr>
+          <w:b/>
+          <w:sz w:val="24"/>
+        </w:rPr>
+        <w:t>s.</w:t>
+      </w:r>
+    </w:p>
+    <w:p>
+      <w:pPr>
+        <w:spacing w:before="62"/>
+        <w:ind w:left="3476" w:right="3497"/>
+        <w:jc w:val="center"/>
+        <w:rPr>
+          <w:b/>
+          <w:sz w:val="24"/>
+        </w:rPr>
+      </w:pPr>
+    </w:p>
+    <w:p>
+      <w:pPr>
+        <w:spacing w:before="62"/>
+        <w:ind w:right="3497"/>
+        <w:jc w:val="both"/>
+        <w:rPr>
+          <w:bCs/>
+          <w:sz w:val="24"/>
+        </w:rPr>
+      </w:pPr>
+      <w:r>
+        <w:rPr>
+          <w:b/>
+          <w:i/>
+          <w:iCs/>
+          <w:sz w:val="24"/>
+        </w:rPr>
+        <w:t>Numero calculado por:</w:t>
+      </w:r>
+      <w:r>
+        <w:rPr>
+          <w:b/>
+          <w:sz w:val="24"/>
+        </w:rPr>
+        <w:t xml:space="preserve"> </w:t>
+      </w:r>
+      <w:r>
+        <w:rPr>
+          <w:bCs/>
+          <w:sz w:val="24"/>
+        </w:rPr>
+        <w:t>4</w:t>
+      </w:r>
+      <w:r>
+        <w:rPr>
+          <w:bCs/>
+          <w:sz w:val="24"/>
+        </w:rPr>
+        <w:t>*2*2 = 12</w:t>
       </w:r>
     </w:p>
     <w:p>
@@ -1130,7 +1201,7 @@
     <w:tbl>
       <w:tblPr>
         <w:tblStyle w:val="TableGrid"/>
-        <w:tblW w:w="0" w:type="auto"/>
+        <w:tblW w:w="9230" w:type="dxa"/>
         <w:tblLook w:val="04A0" w:firstRow="1" w:lastRow="0" w:firstColumn="1" w:lastColumn="0" w:noHBand="0" w:noVBand="1"/>
       </w:tblPr>
       <w:tblGrid>
@@ -1178,7 +1249,7 @@
               <w:rPr>
                 <w:b/>
               </w:rPr>
-              <w:t>Tipo de Dataset</w:t>
+              <w:t>Tipo de dataset</w:t>
             </w:r>
           </w:p>
         </w:tc>
@@ -1220,7 +1291,13 @@
               <w:rPr>
                 <w:b/>
               </w:rPr>
-              <w:t>Precio Vehículo</w:t>
+              <w:t xml:space="preserve">Precio </w:t>
+            </w:r>
+            <w:r>
+              <w:rPr>
+                <w:b/>
+              </w:rPr>
+              <w:t>vehículo</w:t>
             </w:r>
           </w:p>
         </w:tc>
@@ -1256,29 +1333,26 @@
               <w:pStyle w:val="BodyText"/>
               <w:spacing w:before="9"/>
               <w:jc w:val="center"/>
+            </w:pPr>
+            <w:r>
+              <w:t>Training</w:t>
+            </w:r>
+          </w:p>
+        </w:tc>
+        <w:tc>
+          <w:tcPr>
+            <w:tcW w:w="2395" w:type="dxa"/>
+          </w:tcPr>
+          <w:p>
+            <w:pPr>
+              <w:pStyle w:val="BodyText"/>
+              <w:spacing w:before="9"/>
+              <w:jc w:val="center"/>
               <w:rPr>
                 <w:b/>
               </w:rPr>
             </w:pPr>
             <w:r>
-              <w:t>Training</w:t>
-            </w:r>
-          </w:p>
-        </w:tc>
-        <w:tc>
-          <w:tcPr>
-            <w:tcW w:w="2395" w:type="dxa"/>
-          </w:tcPr>
-          <w:p>
-            <w:pPr>
-              <w:pStyle w:val="BodyText"/>
-              <w:spacing w:before="9"/>
-              <w:jc w:val="center"/>
-              <w:rPr>
-                <w:b/>
-              </w:rPr>
-            </w:pPr>
-            <w:r>
               <w:t>Manual</w:t>
             </w:r>
           </w:p>
@@ -1294,7 +1368,7 @@
               <w:jc w:val="center"/>
             </w:pPr>
             <w:r>
-              <w:t>Vhigh</w:t>
+              <w:t>vhigh</w:t>
             </w:r>
           </w:p>
         </w:tc>
@@ -1330,30 +1404,27 @@
               <w:pStyle w:val="BodyText"/>
               <w:spacing w:before="9"/>
               <w:jc w:val="center"/>
+            </w:pPr>
+            <w:r>
+              <w:t>Probe</w:t>
+            </w:r>
+          </w:p>
+        </w:tc>
+        <w:tc>
+          <w:tcPr>
+            <w:tcW w:w="2395" w:type="dxa"/>
+          </w:tcPr>
+          <w:p>
+            <w:pPr>
+              <w:pStyle w:val="BodyText"/>
+              <w:spacing w:before="9"/>
+              <w:jc w:val="center"/>
               <w:rPr>
                 <w:b/>
               </w:rPr>
             </w:pPr>
             <w:r>
-              <w:t>Training</w:t>
-            </w:r>
-          </w:p>
-        </w:tc>
-        <w:tc>
-          <w:tcPr>
-            <w:tcW w:w="2395" w:type="dxa"/>
-          </w:tcPr>
-          <w:p>
-            <w:pPr>
-              <w:pStyle w:val="BodyText"/>
-              <w:spacing w:before="9"/>
-              <w:jc w:val="center"/>
-              <w:rPr>
-                <w:b/>
-              </w:rPr>
-            </w:pPr>
-            <w:r>
-              <w:t>Library</w:t>
+              <w:t>Manual</w:t>
             </w:r>
           </w:p>
         </w:tc>
@@ -1368,7 +1439,7 @@
               <w:jc w:val="center"/>
             </w:pPr>
             <w:r>
-              <w:t>Vhigh</w:t>
+              <w:t>vhigh</w:t>
             </w:r>
           </w:p>
         </w:tc>
@@ -1404,30 +1475,27 @@
               <w:pStyle w:val="BodyText"/>
               <w:spacing w:before="9"/>
               <w:jc w:val="center"/>
+            </w:pPr>
+            <w:r>
+              <w:t>Training</w:t>
+            </w:r>
+          </w:p>
+        </w:tc>
+        <w:tc>
+          <w:tcPr>
+            <w:tcW w:w="2395" w:type="dxa"/>
+          </w:tcPr>
+          <w:p>
+            <w:pPr>
+              <w:pStyle w:val="BodyText"/>
+              <w:spacing w:before="9"/>
+              <w:jc w:val="center"/>
               <w:rPr>
                 <w:b/>
               </w:rPr>
             </w:pPr>
             <w:r>
-              <w:t>Training</w:t>
-            </w:r>
-          </w:p>
-        </w:tc>
-        <w:tc>
-          <w:tcPr>
-            <w:tcW w:w="2395" w:type="dxa"/>
-          </w:tcPr>
-          <w:p>
-            <w:pPr>
-              <w:pStyle w:val="BodyText"/>
-              <w:spacing w:before="9"/>
-              <w:jc w:val="center"/>
-              <w:rPr>
-                <w:b/>
-              </w:rPr>
-            </w:pPr>
-            <w:r>
-              <w:t>Manual</w:t>
+              <w:t>Library</w:t>
             </w:r>
           </w:p>
         </w:tc>
@@ -1442,7 +1510,7 @@
               <w:jc w:val="center"/>
             </w:pPr>
             <w:r>
-              <w:t>high</w:t>
+              <w:t>vhigh</w:t>
             </w:r>
           </w:p>
         </w:tc>
@@ -1478,29 +1546,26 @@
               <w:pStyle w:val="BodyText"/>
               <w:spacing w:before="9"/>
               <w:jc w:val="center"/>
+            </w:pPr>
+            <w:r>
+              <w:t>Probe</w:t>
+            </w:r>
+          </w:p>
+        </w:tc>
+        <w:tc>
+          <w:tcPr>
+            <w:tcW w:w="2395" w:type="dxa"/>
+          </w:tcPr>
+          <w:p>
+            <w:pPr>
+              <w:pStyle w:val="BodyText"/>
+              <w:spacing w:before="9"/>
+              <w:jc w:val="center"/>
               <w:rPr>
                 <w:b/>
               </w:rPr>
             </w:pPr>
             <w:r>
-              <w:t>Training</w:t>
-            </w:r>
-          </w:p>
-        </w:tc>
-        <w:tc>
-          <w:tcPr>
-            <w:tcW w:w="2395" w:type="dxa"/>
-          </w:tcPr>
-          <w:p>
-            <w:pPr>
-              <w:pStyle w:val="BodyText"/>
-              <w:spacing w:before="9"/>
-              <w:jc w:val="center"/>
-              <w:rPr>
-                <w:b/>
-              </w:rPr>
-            </w:pPr>
-            <w:r>
               <w:t>Library</w:t>
             </w:r>
           </w:p>
@@ -1516,7 +1581,7 @@
               <w:jc w:val="center"/>
             </w:pPr>
             <w:r>
-              <w:t>high</w:t>
+              <w:t>vhigh</w:t>
             </w:r>
           </w:p>
         </w:tc>
@@ -1552,29 +1617,26 @@
               <w:pStyle w:val="BodyText"/>
               <w:spacing w:before="9"/>
               <w:jc w:val="center"/>
+            </w:pPr>
+            <w:r>
+              <w:t>Training</w:t>
+            </w:r>
+          </w:p>
+        </w:tc>
+        <w:tc>
+          <w:tcPr>
+            <w:tcW w:w="2395" w:type="dxa"/>
+          </w:tcPr>
+          <w:p>
+            <w:pPr>
+              <w:pStyle w:val="BodyText"/>
+              <w:spacing w:before="9"/>
+              <w:jc w:val="center"/>
               <w:rPr>
                 <w:b/>
               </w:rPr>
             </w:pPr>
             <w:r>
-              <w:t>Training</w:t>
-            </w:r>
-          </w:p>
-        </w:tc>
-        <w:tc>
-          <w:tcPr>
-            <w:tcW w:w="2395" w:type="dxa"/>
-          </w:tcPr>
-          <w:p>
-            <w:pPr>
-              <w:pStyle w:val="BodyText"/>
-              <w:spacing w:before="9"/>
-              <w:jc w:val="center"/>
-              <w:rPr>
-                <w:b/>
-              </w:rPr>
-            </w:pPr>
-            <w:r>
               <w:t>Manual</w:t>
             </w:r>
           </w:p>
@@ -1590,7 +1652,7 @@
               <w:jc w:val="center"/>
             </w:pPr>
             <w:r>
-              <w:t>med</w:t>
+              <w:t>high</w:t>
             </w:r>
           </w:p>
         </w:tc>
@@ -1626,29 +1688,26 @@
               <w:pStyle w:val="BodyText"/>
               <w:spacing w:before="9"/>
               <w:jc w:val="center"/>
+            </w:pPr>
+            <w:r>
+              <w:t>Probe</w:t>
+            </w:r>
+          </w:p>
+        </w:tc>
+        <w:tc>
+          <w:tcPr>
+            <w:tcW w:w="2395" w:type="dxa"/>
+          </w:tcPr>
+          <w:p>
+            <w:pPr>
+              <w:pStyle w:val="BodyText"/>
+              <w:spacing w:before="9"/>
+              <w:jc w:val="center"/>
               <w:rPr>
                 <w:b/>
               </w:rPr>
             </w:pPr>
             <w:r>
-              <w:t>Training</w:t>
-            </w:r>
-          </w:p>
-        </w:tc>
-        <w:tc>
-          <w:tcPr>
-            <w:tcW w:w="2395" w:type="dxa"/>
-          </w:tcPr>
-          <w:p>
-            <w:pPr>
-              <w:pStyle w:val="BodyText"/>
-              <w:spacing w:before="9"/>
-              <w:jc w:val="center"/>
-              <w:rPr>
-                <w:b/>
-              </w:rPr>
-            </w:pPr>
-            <w:r>
               <w:t>Manual</w:t>
             </w:r>
           </w:p>
@@ -1664,7 +1723,7 @@
               <w:jc w:val="center"/>
             </w:pPr>
             <w:r>
-              <w:t>med</w:t>
+              <w:t>high</w:t>
             </w:r>
           </w:p>
         </w:tc>
@@ -1732,7 +1791,7 @@
               <w:jc w:val="center"/>
             </w:pPr>
             <w:r>
-              <w:t>low</w:t>
+              <w:t>high</w:t>
             </w:r>
           </w:p>
         </w:tc>
@@ -1770,7 +1829,7 @@
               <w:jc w:val="center"/>
             </w:pPr>
             <w:r>
-              <w:t>Training</w:t>
+              <w:t>Probe</w:t>
             </w:r>
           </w:p>
         </w:tc>
@@ -1785,7 +1844,7 @@
               <w:jc w:val="center"/>
             </w:pPr>
             <w:r>
-              <w:t>Manual</w:t>
+              <w:t>Library</w:t>
             </w:r>
           </w:p>
         </w:tc>
@@ -1800,7 +1859,7 @@
               <w:jc w:val="center"/>
             </w:pPr>
             <w:r>
-              <w:t>low</w:t>
+              <w:t>high</w:t>
             </w:r>
           </w:p>
         </w:tc>
@@ -1838,7 +1897,7 @@
               <w:jc w:val="center"/>
             </w:pPr>
             <w:r>
-              <w:t>Probe</w:t>
+              <w:t>Training</w:t>
             </w:r>
           </w:p>
         </w:tc>
@@ -1868,7 +1927,7 @@
               <w:jc w:val="center"/>
             </w:pPr>
             <w:r>
-              <w:t>Vhigh</w:t>
+              <w:t>med</w:t>
             </w:r>
           </w:p>
         </w:tc>
@@ -1921,7 +1980,7 @@
               <w:jc w:val="center"/>
             </w:pPr>
             <w:r>
-              <w:t>Library</w:t>
+              <w:t>Manual</w:t>
             </w:r>
           </w:p>
         </w:tc>
@@ -1936,7 +1995,7 @@
               <w:jc w:val="center"/>
             </w:pPr>
             <w:r>
-              <w:t>Vhigh</w:t>
+              <w:t>med</w:t>
             </w:r>
           </w:p>
         </w:tc>
@@ -1980,7 +2039,7 @@
               <w:jc w:val="center"/>
             </w:pPr>
             <w:r>
-              <w:t>Probe</w:t>
+              <w:t>Training</w:t>
             </w:r>
           </w:p>
         </w:tc>
@@ -1995,7 +2054,7 @@
               <w:jc w:val="center"/>
             </w:pPr>
             <w:r>
-              <w:t>Manual</w:t>
+              <w:t>Library</w:t>
             </w:r>
           </w:p>
         </w:tc>
@@ -2010,7 +2069,7 @@
               <w:jc w:val="center"/>
             </w:pPr>
             <w:r>
-              <w:t>high</w:t>
+              <w:t>med</w:t>
             </w:r>
           </w:p>
         </w:tc>
@@ -2084,7 +2143,7 @@
               <w:jc w:val="center"/>
             </w:pPr>
             <w:r>
-              <w:t>high</w:t>
+              <w:t>med</w:t>
             </w:r>
           </w:p>
         </w:tc>
@@ -2107,13 +2166,7 @@
               <w:rPr>
                 <w:bCs/>
               </w:rPr>
-              <w:t>1</w:t>
-            </w:r>
-            <w:r>
-              <w:rPr>
-                <w:bCs/>
-              </w:rPr>
-              <w:t>3</w:t>
+              <w:t>13</w:t>
             </w:r>
           </w:p>
         </w:tc>
@@ -2128,7 +2181,7 @@
               <w:jc w:val="center"/>
             </w:pPr>
             <w:r>
-              <w:t>Probe</w:t>
+              <w:t>Training</w:t>
             </w:r>
           </w:p>
         </w:tc>
@@ -2158,7 +2211,7 @@
               <w:jc w:val="center"/>
             </w:pPr>
             <w:r>
-              <w:t>med</w:t>
+              <w:t>low</w:t>
             </w:r>
           </w:p>
         </w:tc>
@@ -2181,13 +2234,7 @@
               <w:rPr>
                 <w:bCs/>
               </w:rPr>
-              <w:t>1</w:t>
-            </w:r>
-            <w:r>
-              <w:rPr>
-                <w:bCs/>
-              </w:rPr>
-              <w:t>4</w:t>
+              <w:t>14</w:t>
             </w:r>
           </w:p>
         </w:tc>
@@ -2232,7 +2279,7 @@
               <w:jc w:val="center"/>
             </w:pPr>
             <w:r>
-              <w:t>med</w:t>
+              <w:t>low</w:t>
             </w:r>
           </w:p>
         </w:tc>
@@ -2255,13 +2302,7 @@
               <w:rPr>
                 <w:bCs/>
               </w:rPr>
-              <w:t>1</w:t>
-            </w:r>
-            <w:r>
-              <w:rPr>
-                <w:bCs/>
-              </w:rPr>
-              <w:t>5</w:t>
+              <w:t>15</w:t>
             </w:r>
           </w:p>
         </w:tc>
@@ -2276,7 +2317,7 @@
               <w:jc w:val="center"/>
             </w:pPr>
             <w:r>
-              <w:t>Probe</w:t>
+              <w:t>Training</w:t>
             </w:r>
           </w:p>
         </w:tc>
@@ -2329,13 +2370,7 @@
               <w:rPr>
                 <w:bCs/>
               </w:rPr>
-              <w:t>1</w:t>
-            </w:r>
-            <w:r>
-              <w:rPr>
-                <w:bCs/>
-              </w:rPr>
-              <w:t>6</w:t>
+              <w:t>16</w:t>
             </w:r>
           </w:p>
         </w:tc>
@@ -2365,551 +2400,7 @@
               <w:jc w:val="center"/>
             </w:pPr>
             <w:r>
-              <w:t>Manual</w:t>
-            </w:r>
-          </w:p>
-        </w:tc>
-        <w:tc>
-          <w:tcPr>
-            <w:tcW w:w="2000" w:type="dxa"/>
-          </w:tcPr>
-          <w:p>
-            <w:pPr>
-              <w:pStyle w:val="BodyText"/>
-              <w:spacing w:before="9"/>
-              <w:jc w:val="center"/>
-            </w:pPr>
-            <w:r>
-              <w:t>low</w:t>
-            </w:r>
-          </w:p>
-        </w:tc>
-      </w:tr>
-      <w:tr>
-        <w:tc>
-          <w:tcPr>
-            <w:tcW w:w="2485" w:type="dxa"/>
-          </w:tcPr>
-          <w:p>
-            <w:pPr>
-              <w:pStyle w:val="BodyText"/>
-              <w:spacing w:before="9"/>
-              <w:jc w:val="center"/>
-              <w:rPr>
-                <w:bCs/>
-              </w:rPr>
-            </w:pPr>
-            <w:r>
-              <w:rPr>
-                <w:bCs/>
-              </w:rPr>
-              <w:t>17</w:t>
-            </w:r>
-          </w:p>
-        </w:tc>
-        <w:tc>
-          <w:tcPr>
-            <w:tcW w:w="2350" w:type="dxa"/>
-          </w:tcPr>
-          <w:p>
-            <w:pPr>
-              <w:pStyle w:val="BodyText"/>
-              <w:spacing w:before="9"/>
-              <w:jc w:val="center"/>
-            </w:pPr>
-            <w:r>
-              <w:t>Complete</w:t>
-            </w:r>
-          </w:p>
-        </w:tc>
-        <w:tc>
-          <w:tcPr>
-            <w:tcW w:w="2395" w:type="dxa"/>
-          </w:tcPr>
-          <w:p>
-            <w:pPr>
-              <w:pStyle w:val="BodyText"/>
-              <w:spacing w:before="9"/>
-              <w:jc w:val="center"/>
-            </w:pPr>
-            <w:r>
-              <w:t>Manual</w:t>
-            </w:r>
-          </w:p>
-        </w:tc>
-        <w:tc>
-          <w:tcPr>
-            <w:tcW w:w="2000" w:type="dxa"/>
-          </w:tcPr>
-          <w:p>
-            <w:pPr>
-              <w:pStyle w:val="BodyText"/>
-              <w:spacing w:before="9"/>
-              <w:jc w:val="center"/>
-            </w:pPr>
-            <w:r>
-              <w:t>Vhigh</w:t>
-            </w:r>
-          </w:p>
-        </w:tc>
-      </w:tr>
-      <w:tr>
-        <w:tc>
-          <w:tcPr>
-            <w:tcW w:w="2485" w:type="dxa"/>
-          </w:tcPr>
-          <w:p>
-            <w:pPr>
-              <w:pStyle w:val="BodyText"/>
-              <w:spacing w:before="9"/>
-              <w:jc w:val="center"/>
-              <w:rPr>
-                <w:bCs/>
-              </w:rPr>
-            </w:pPr>
-            <w:r>
-              <w:rPr>
-                <w:bCs/>
-              </w:rPr>
-              <w:t>18</w:t>
-            </w:r>
-          </w:p>
-        </w:tc>
-        <w:tc>
-          <w:tcPr>
-            <w:tcW w:w="2350" w:type="dxa"/>
-          </w:tcPr>
-          <w:p>
-            <w:pPr>
-              <w:pStyle w:val="BodyText"/>
-              <w:spacing w:before="9"/>
-              <w:jc w:val="center"/>
-            </w:pPr>
-            <w:r>
-              <w:t>Complete</w:t>
-            </w:r>
-          </w:p>
-        </w:tc>
-        <w:tc>
-          <w:tcPr>
-            <w:tcW w:w="2395" w:type="dxa"/>
-          </w:tcPr>
-          <w:p>
-            <w:pPr>
-              <w:pStyle w:val="BodyText"/>
-              <w:spacing w:before="9"/>
-              <w:jc w:val="center"/>
-            </w:pPr>
-            <w:r>
               <w:t>Library</w:t>
-            </w:r>
-          </w:p>
-        </w:tc>
-        <w:tc>
-          <w:tcPr>
-            <w:tcW w:w="2000" w:type="dxa"/>
-          </w:tcPr>
-          <w:p>
-            <w:pPr>
-              <w:pStyle w:val="BodyText"/>
-              <w:spacing w:before="9"/>
-              <w:jc w:val="center"/>
-            </w:pPr>
-            <w:r>
-              <w:t>Vhigh</w:t>
-            </w:r>
-          </w:p>
-        </w:tc>
-      </w:tr>
-      <w:tr>
-        <w:tc>
-          <w:tcPr>
-            <w:tcW w:w="2485" w:type="dxa"/>
-          </w:tcPr>
-          <w:p>
-            <w:pPr>
-              <w:pStyle w:val="BodyText"/>
-              <w:spacing w:before="9"/>
-              <w:jc w:val="center"/>
-              <w:rPr>
-                <w:bCs/>
-              </w:rPr>
-            </w:pPr>
-            <w:r>
-              <w:rPr>
-                <w:bCs/>
-              </w:rPr>
-              <w:t>19</w:t>
-            </w:r>
-          </w:p>
-        </w:tc>
-        <w:tc>
-          <w:tcPr>
-            <w:tcW w:w="2350" w:type="dxa"/>
-          </w:tcPr>
-          <w:p>
-            <w:pPr>
-              <w:pStyle w:val="BodyText"/>
-              <w:spacing w:before="9"/>
-              <w:jc w:val="center"/>
-            </w:pPr>
-            <w:r>
-              <w:t>Complete</w:t>
-            </w:r>
-          </w:p>
-        </w:tc>
-        <w:tc>
-          <w:tcPr>
-            <w:tcW w:w="2395" w:type="dxa"/>
-          </w:tcPr>
-          <w:p>
-            <w:pPr>
-              <w:pStyle w:val="BodyText"/>
-              <w:spacing w:before="9"/>
-              <w:jc w:val="center"/>
-            </w:pPr>
-            <w:r>
-              <w:t>Manual</w:t>
-            </w:r>
-          </w:p>
-        </w:tc>
-        <w:tc>
-          <w:tcPr>
-            <w:tcW w:w="2000" w:type="dxa"/>
-          </w:tcPr>
-          <w:p>
-            <w:pPr>
-              <w:pStyle w:val="BodyText"/>
-              <w:spacing w:before="9"/>
-              <w:jc w:val="center"/>
-            </w:pPr>
-            <w:r>
-              <w:t>high</w:t>
-            </w:r>
-          </w:p>
-        </w:tc>
-      </w:tr>
-      <w:tr>
-        <w:tc>
-          <w:tcPr>
-            <w:tcW w:w="2485" w:type="dxa"/>
-          </w:tcPr>
-          <w:p>
-            <w:pPr>
-              <w:pStyle w:val="BodyText"/>
-              <w:spacing w:before="9"/>
-              <w:jc w:val="center"/>
-              <w:rPr>
-                <w:bCs/>
-              </w:rPr>
-            </w:pPr>
-            <w:r>
-              <w:rPr>
-                <w:bCs/>
-              </w:rPr>
-              <w:t>20</w:t>
-            </w:r>
-          </w:p>
-        </w:tc>
-        <w:tc>
-          <w:tcPr>
-            <w:tcW w:w="2350" w:type="dxa"/>
-          </w:tcPr>
-          <w:p>
-            <w:pPr>
-              <w:pStyle w:val="BodyText"/>
-              <w:spacing w:before="9"/>
-              <w:jc w:val="center"/>
-            </w:pPr>
-            <w:r>
-              <w:t>Complete</w:t>
-            </w:r>
-          </w:p>
-        </w:tc>
-        <w:tc>
-          <w:tcPr>
-            <w:tcW w:w="2395" w:type="dxa"/>
-          </w:tcPr>
-          <w:p>
-            <w:pPr>
-              <w:pStyle w:val="BodyText"/>
-              <w:spacing w:before="9"/>
-              <w:jc w:val="center"/>
-            </w:pPr>
-            <w:r>
-              <w:t>Library</w:t>
-            </w:r>
-          </w:p>
-        </w:tc>
-        <w:tc>
-          <w:tcPr>
-            <w:tcW w:w="2000" w:type="dxa"/>
-          </w:tcPr>
-          <w:p>
-            <w:pPr>
-              <w:pStyle w:val="BodyText"/>
-              <w:spacing w:before="9"/>
-              <w:jc w:val="center"/>
-            </w:pPr>
-            <w:r>
-              <w:t>high</w:t>
-            </w:r>
-          </w:p>
-        </w:tc>
-      </w:tr>
-      <w:tr>
-        <w:tc>
-          <w:tcPr>
-            <w:tcW w:w="2485" w:type="dxa"/>
-          </w:tcPr>
-          <w:p>
-            <w:pPr>
-              <w:pStyle w:val="BodyText"/>
-              <w:spacing w:before="9"/>
-              <w:jc w:val="center"/>
-              <w:rPr>
-                <w:bCs/>
-              </w:rPr>
-            </w:pPr>
-            <w:r>
-              <w:rPr>
-                <w:bCs/>
-              </w:rPr>
-              <w:t>21</w:t>
-            </w:r>
-          </w:p>
-        </w:tc>
-        <w:tc>
-          <w:tcPr>
-            <w:tcW w:w="2350" w:type="dxa"/>
-          </w:tcPr>
-          <w:p>
-            <w:pPr>
-              <w:pStyle w:val="BodyText"/>
-              <w:spacing w:before="9"/>
-              <w:jc w:val="center"/>
-            </w:pPr>
-            <w:r>
-              <w:t>Complete</w:t>
-            </w:r>
-          </w:p>
-        </w:tc>
-        <w:tc>
-          <w:tcPr>
-            <w:tcW w:w="2395" w:type="dxa"/>
-          </w:tcPr>
-          <w:p>
-            <w:pPr>
-              <w:pStyle w:val="BodyText"/>
-              <w:spacing w:before="9"/>
-              <w:jc w:val="center"/>
-            </w:pPr>
-            <w:r>
-              <w:t>Manual</w:t>
-            </w:r>
-          </w:p>
-        </w:tc>
-        <w:tc>
-          <w:tcPr>
-            <w:tcW w:w="2000" w:type="dxa"/>
-          </w:tcPr>
-          <w:p>
-            <w:pPr>
-              <w:pStyle w:val="BodyText"/>
-              <w:spacing w:before="9"/>
-              <w:jc w:val="center"/>
-            </w:pPr>
-            <w:r>
-              <w:t>med</w:t>
-            </w:r>
-          </w:p>
-        </w:tc>
-      </w:tr>
-      <w:tr>
-        <w:tc>
-          <w:tcPr>
-            <w:tcW w:w="2485" w:type="dxa"/>
-          </w:tcPr>
-          <w:p>
-            <w:pPr>
-              <w:pStyle w:val="BodyText"/>
-              <w:spacing w:before="9"/>
-              <w:jc w:val="center"/>
-              <w:rPr>
-                <w:bCs/>
-              </w:rPr>
-            </w:pPr>
-            <w:r>
-              <w:rPr>
-                <w:bCs/>
-              </w:rPr>
-              <w:t>22</w:t>
-            </w:r>
-          </w:p>
-        </w:tc>
-        <w:tc>
-          <w:tcPr>
-            <w:tcW w:w="2350" w:type="dxa"/>
-          </w:tcPr>
-          <w:p>
-            <w:pPr>
-              <w:pStyle w:val="BodyText"/>
-              <w:spacing w:before="9"/>
-              <w:jc w:val="center"/>
-            </w:pPr>
-            <w:r>
-              <w:t>Complete</w:t>
-            </w:r>
-          </w:p>
-        </w:tc>
-        <w:tc>
-          <w:tcPr>
-            <w:tcW w:w="2395" w:type="dxa"/>
-          </w:tcPr>
-          <w:p>
-            <w:pPr>
-              <w:pStyle w:val="BodyText"/>
-              <w:spacing w:before="9"/>
-              <w:jc w:val="center"/>
-            </w:pPr>
-            <w:r>
-              <w:t>Manual</w:t>
-            </w:r>
-          </w:p>
-        </w:tc>
-        <w:tc>
-          <w:tcPr>
-            <w:tcW w:w="2000" w:type="dxa"/>
-          </w:tcPr>
-          <w:p>
-            <w:pPr>
-              <w:pStyle w:val="BodyText"/>
-              <w:spacing w:before="9"/>
-              <w:jc w:val="center"/>
-            </w:pPr>
-            <w:r>
-              <w:t>med</w:t>
-            </w:r>
-          </w:p>
-        </w:tc>
-      </w:tr>
-      <w:tr>
-        <w:tc>
-          <w:tcPr>
-            <w:tcW w:w="2485" w:type="dxa"/>
-          </w:tcPr>
-          <w:p>
-            <w:pPr>
-              <w:pStyle w:val="BodyText"/>
-              <w:spacing w:before="9"/>
-              <w:jc w:val="center"/>
-              <w:rPr>
-                <w:bCs/>
-              </w:rPr>
-            </w:pPr>
-            <w:r>
-              <w:rPr>
-                <w:bCs/>
-              </w:rPr>
-              <w:t>23</w:t>
-            </w:r>
-          </w:p>
-        </w:tc>
-        <w:tc>
-          <w:tcPr>
-            <w:tcW w:w="2350" w:type="dxa"/>
-          </w:tcPr>
-          <w:p>
-            <w:pPr>
-              <w:pStyle w:val="BodyText"/>
-              <w:spacing w:before="9"/>
-              <w:jc w:val="center"/>
-            </w:pPr>
-            <w:r>
-              <w:t>Complete</w:t>
-            </w:r>
-          </w:p>
-        </w:tc>
-        <w:tc>
-          <w:tcPr>
-            <w:tcW w:w="2395" w:type="dxa"/>
-          </w:tcPr>
-          <w:p>
-            <w:pPr>
-              <w:pStyle w:val="BodyText"/>
-              <w:spacing w:before="9"/>
-              <w:jc w:val="center"/>
-            </w:pPr>
-            <w:r>
-              <w:t>Library</w:t>
-            </w:r>
-          </w:p>
-        </w:tc>
-        <w:tc>
-          <w:tcPr>
-            <w:tcW w:w="2000" w:type="dxa"/>
-          </w:tcPr>
-          <w:p>
-            <w:pPr>
-              <w:pStyle w:val="BodyText"/>
-              <w:spacing w:before="9"/>
-              <w:jc w:val="center"/>
-            </w:pPr>
-            <w:r>
-              <w:t>low</w:t>
-            </w:r>
-          </w:p>
-        </w:tc>
-      </w:tr>
-      <w:tr>
-        <w:tc>
-          <w:tcPr>
-            <w:tcW w:w="2485" w:type="dxa"/>
-          </w:tcPr>
-          <w:p>
-            <w:pPr>
-              <w:pStyle w:val="BodyText"/>
-              <w:spacing w:before="9"/>
-              <w:jc w:val="center"/>
-              <w:rPr>
-                <w:bCs/>
-              </w:rPr>
-            </w:pPr>
-            <w:r>
-              <w:rPr>
-                <w:bCs/>
-              </w:rPr>
-              <w:t>24</w:t>
-            </w:r>
-          </w:p>
-        </w:tc>
-        <w:tc>
-          <w:tcPr>
-            <w:tcW w:w="2350" w:type="dxa"/>
-          </w:tcPr>
-          <w:p>
-            <w:pPr>
-              <w:pStyle w:val="BodyText"/>
-              <w:spacing w:before="9"/>
-              <w:jc w:val="center"/>
-            </w:pPr>
-            <w:r>
-              <w:t>Complete</w:t>
-            </w:r>
-          </w:p>
-        </w:tc>
-        <w:tc>
-          <w:tcPr>
-            <w:tcW w:w="2395" w:type="dxa"/>
-          </w:tcPr>
-          <w:p>
-            <w:pPr>
-              <w:pStyle w:val="BodyText"/>
-              <w:spacing w:before="9"/>
-              <w:jc w:val="center"/>
-            </w:pPr>
-            <w:r>
-              <w:t>Manual</w:t>
             </w:r>
           </w:p>
         </w:tc>
